--- a/checklists/эталонный1.docx
+++ b/checklists/эталонный1.docx
@@ -82,21 +82,7 @@
               <w:rPr>
                 <w:szCs w:val="16"/>
               </w:rPr>
-              <w:t>ООО «</w:t>
-            </w:r>
-            <w:proofErr w:type="spellStart"/>
-            <w:r>
-              <w:rPr>
-                <w:szCs w:val="16"/>
-              </w:rPr>
-              <w:t>РиК</w:t>
-            </w:r>
-            <w:proofErr w:type="spellEnd"/>
-            <w:r>
-              <w:rPr>
-                <w:szCs w:val="16"/>
-              </w:rPr>
-              <w:t>»</w:t>
+              <w:t>ООО «РиК»</w:t>
             </w:r>
           </w:p>
         </w:tc>
@@ -614,16 +600,8 @@
               <w:rPr>
                 <w:szCs w:val="16"/>
               </w:rPr>
-              <w:t xml:space="preserve"> </w:t>
-            </w:r>
-            <w:proofErr w:type="spellStart"/>
-            <w:r>
-              <w:rPr>
-                <w:szCs w:val="16"/>
-              </w:rPr>
-              <w:t>термопоты</w:t>
-            </w:r>
-            <w:proofErr w:type="spellEnd"/>
+              <w:t xml:space="preserve"> термопоты</w:t>
+            </w:r>
           </w:p>
         </w:tc>
         <w:tc>
@@ -763,19 +741,11 @@
                 </w:r>
               </w:sdtContent>
             </w:sdt>
-            <w:proofErr w:type="spellStart"/>
-            <w:r>
-              <w:rPr>
-                <w:szCs w:val="16"/>
-              </w:rPr>
-              <w:t>индук</w:t>
-            </w:r>
-            <w:proofErr w:type="spellEnd"/>
-            <w:r>
-              <w:rPr>
-                <w:szCs w:val="16"/>
-              </w:rPr>
-              <w:t xml:space="preserve">. </w:t>
+            <w:r>
+              <w:rPr>
+                <w:szCs w:val="16"/>
+              </w:rPr>
+              <w:t xml:space="preserve">индук. </w:t>
             </w:r>
             <w:sdt>
               <w:sdtPr>
@@ -804,21 +774,7 @@
               <w:rPr>
                 <w:szCs w:val="16"/>
               </w:rPr>
-              <w:t xml:space="preserve"> </w:t>
-            </w:r>
-            <w:proofErr w:type="spellStart"/>
-            <w:r>
-              <w:rPr>
-                <w:szCs w:val="16"/>
-              </w:rPr>
-              <w:t>элек</w:t>
-            </w:r>
-            <w:proofErr w:type="spellEnd"/>
-            <w:r>
-              <w:rPr>
-                <w:szCs w:val="16"/>
-              </w:rPr>
-              <w:t xml:space="preserve">. </w:t>
+              <w:t xml:space="preserve"> элек. </w:t>
             </w:r>
             <w:sdt>
               <w:sdtPr>
@@ -1727,19 +1683,11 @@
                 </w:r>
               </w:sdtContent>
             </w:sdt>
-            <w:proofErr w:type="spellStart"/>
-            <w:r>
-              <w:rPr>
-                <w:szCs w:val="16"/>
-              </w:rPr>
-              <w:t>этикетировщики</w:t>
-            </w:r>
-            <w:proofErr w:type="spellEnd"/>
-            <w:r>
-              <w:rPr>
-                <w:szCs w:val="16"/>
-              </w:rPr>
-              <w:t xml:space="preserve"> </w:t>
+            <w:r>
+              <w:rPr>
+                <w:szCs w:val="16"/>
+              </w:rPr>
+              <w:t xml:space="preserve">этикетировщики </w:t>
             </w:r>
           </w:p>
         </w:tc>
@@ -1941,19 +1889,11 @@
                 </w:r>
               </w:sdtContent>
             </w:sdt>
-            <w:proofErr w:type="spellStart"/>
-            <w:r>
-              <w:rPr>
-                <w:szCs w:val="16"/>
-              </w:rPr>
-              <w:t>пароконвектоматы</w:t>
-            </w:r>
-            <w:proofErr w:type="spellEnd"/>
-            <w:r>
-              <w:rPr>
-                <w:szCs w:val="16"/>
-              </w:rPr>
-              <w:t xml:space="preserve"> </w:t>
+            <w:r>
+              <w:rPr>
+                <w:szCs w:val="16"/>
+              </w:rPr>
+              <w:t xml:space="preserve">пароконвектоматы </w:t>
             </w:r>
           </w:p>
         </w:tc>
@@ -2583,16 +2523,8 @@
               <w:rPr>
                 <w:szCs w:val="16"/>
               </w:rPr>
-              <w:t xml:space="preserve"> </w:t>
-            </w:r>
-            <w:proofErr w:type="spellStart"/>
-            <w:r>
-              <w:rPr>
-                <w:szCs w:val="16"/>
-              </w:rPr>
-              <w:t>мусаты</w:t>
-            </w:r>
-            <w:proofErr w:type="spellEnd"/>
+              <w:t xml:space="preserve"> мусаты</w:t>
+            </w:r>
           </w:p>
         </w:tc>
         <w:tc>
@@ -2694,19 +2626,11 @@
                 </w:r>
               </w:sdtContent>
             </w:sdt>
-            <w:proofErr w:type="spellStart"/>
-            <w:r>
-              <w:rPr>
-                <w:szCs w:val="16"/>
-              </w:rPr>
-              <w:t>расстоечные</w:t>
-            </w:r>
-            <w:proofErr w:type="spellEnd"/>
-            <w:r>
-              <w:rPr>
-                <w:szCs w:val="16"/>
-              </w:rPr>
-              <w:t xml:space="preserve"> шкафы</w:t>
+            <w:r>
+              <w:rPr>
+                <w:szCs w:val="16"/>
+              </w:rPr>
+              <w:t>расстоечные шкафы</w:t>
             </w:r>
           </w:p>
         </w:tc>
@@ -2774,16 +2698,8 @@
               <w:rPr>
                 <w:szCs w:val="16"/>
               </w:rPr>
-              <w:t xml:space="preserve"> </w:t>
-            </w:r>
-            <w:proofErr w:type="spellStart"/>
-            <w:r>
-              <w:rPr>
-                <w:szCs w:val="16"/>
-              </w:rPr>
-              <w:t>клипсаторы</w:t>
-            </w:r>
-            <w:proofErr w:type="spellEnd"/>
+              <w:t xml:space="preserve"> клипсаторы</w:t>
+            </w:r>
           </w:p>
         </w:tc>
         <w:tc>
@@ -2873,7 +2789,6 @@
               </w:rPr>
               <w:t xml:space="preserve">плитка, </w:t>
             </w:r>
-            <w:proofErr w:type="spellStart"/>
             <w:proofErr w:type="gramStart"/>
             <w:r>
               <w:rPr>
@@ -2882,7 +2797,6 @@
               </w:rPr>
               <w:t>метл.лист</w:t>
             </w:r>
-            <w:proofErr w:type="spellEnd"/>
             <w:proofErr w:type="gramEnd"/>
             <w:r>
               <w:rPr>
@@ -3318,14 +3232,12 @@
                 </w:r>
               </w:sdtContent>
             </w:sdt>
-            <w:proofErr w:type="spellStart"/>
             <w:r>
               <w:rPr>
                 <w:szCs w:val="16"/>
               </w:rPr>
               <w:t>гастроёмкости</w:t>
             </w:r>
-            <w:proofErr w:type="spellEnd"/>
           </w:p>
         </w:tc>
         <w:tc>
@@ -4780,19 +4692,11 @@
                 </w:r>
               </w:sdtContent>
             </w:sdt>
-            <w:proofErr w:type="spellStart"/>
-            <w:r>
-              <w:rPr>
-                <w:szCs w:val="16"/>
-              </w:rPr>
-              <w:t>силапеновые</w:t>
-            </w:r>
-            <w:proofErr w:type="spellEnd"/>
-            <w:r>
-              <w:rPr>
-                <w:szCs w:val="16"/>
-              </w:rPr>
-              <w:t xml:space="preserve"> коврики</w:t>
+            <w:r>
+              <w:rPr>
+                <w:szCs w:val="16"/>
+              </w:rPr>
+              <w:t>силапеновые коврики</w:t>
             </w:r>
           </w:p>
         </w:tc>
@@ -4851,19 +4755,11 @@
                 </w:r>
               </w:sdtContent>
             </w:sdt>
-            <w:proofErr w:type="spellStart"/>
-            <w:r>
-              <w:rPr>
-                <w:szCs w:val="16"/>
-              </w:rPr>
-              <w:t>бисквиторезки</w:t>
-            </w:r>
-            <w:proofErr w:type="spellEnd"/>
-            <w:r>
-              <w:rPr>
-                <w:szCs w:val="16"/>
-              </w:rPr>
-              <w:t xml:space="preserve"> </w:t>
+            <w:r>
+              <w:rPr>
+                <w:szCs w:val="16"/>
+              </w:rPr>
+              <w:t xml:space="preserve">бисквиторезки </w:t>
             </w:r>
           </w:p>
         </w:tc>
@@ -5259,16 +5155,8 @@
               <w:rPr>
                 <w:szCs w:val="16"/>
               </w:rPr>
-              <w:t xml:space="preserve"> </w:t>
-            </w:r>
-            <w:proofErr w:type="spellStart"/>
-            <w:r>
-              <w:rPr>
-                <w:szCs w:val="16"/>
-              </w:rPr>
-              <w:t>тестоделители</w:t>
-            </w:r>
-            <w:proofErr w:type="spellEnd"/>
+              <w:t xml:space="preserve"> тестоделители</w:t>
+            </w:r>
           </w:p>
         </w:tc>
         <w:tc>
@@ -5500,19 +5388,11 @@
                 </w:r>
               </w:sdtContent>
             </w:sdt>
-            <w:proofErr w:type="spellStart"/>
-            <w:r>
-              <w:rPr>
-                <w:szCs w:val="16"/>
-              </w:rPr>
-              <w:t>дежи</w:t>
-            </w:r>
-            <w:proofErr w:type="spellEnd"/>
-            <w:r>
-              <w:rPr>
-                <w:szCs w:val="16"/>
-              </w:rPr>
-              <w:t xml:space="preserve"> </w:t>
+            <w:r>
+              <w:rPr>
+                <w:szCs w:val="16"/>
+              </w:rPr>
+              <w:t xml:space="preserve">дежи </w:t>
             </w:r>
           </w:p>
         </w:tc>
@@ -5617,19 +5497,11 @@
                 </w:r>
               </w:sdtContent>
             </w:sdt>
-            <w:proofErr w:type="spellStart"/>
-            <w:r>
-              <w:rPr>
-                <w:szCs w:val="16"/>
-              </w:rPr>
-              <w:t>тестоокруглители</w:t>
-            </w:r>
-            <w:proofErr w:type="spellEnd"/>
-            <w:r>
-              <w:rPr>
-                <w:szCs w:val="16"/>
-              </w:rPr>
-              <w:t xml:space="preserve"> </w:t>
+            <w:r>
+              <w:rPr>
+                <w:szCs w:val="16"/>
+              </w:rPr>
+              <w:t xml:space="preserve">тестоокруглители </w:t>
             </w:r>
           </w:p>
         </w:tc>
@@ -5673,14 +5545,12 @@
                 </w:r>
               </w:sdtContent>
             </w:sdt>
-            <w:proofErr w:type="spellStart"/>
             <w:r>
               <w:rPr>
                 <w:szCs w:val="16"/>
               </w:rPr>
               <w:t>тестораскатки</w:t>
             </w:r>
-            <w:proofErr w:type="spellEnd"/>
           </w:p>
         </w:tc>
         <w:tc>
@@ -5852,16 +5722,8 @@
               <w:rPr>
                 <w:szCs w:val="16"/>
               </w:rPr>
-              <w:t xml:space="preserve"> ворота/</w:t>
-            </w:r>
-            <w:proofErr w:type="spellStart"/>
-            <w:r>
-              <w:rPr>
-                <w:szCs w:val="16"/>
-              </w:rPr>
-              <w:t>роллета</w:t>
-            </w:r>
-            <w:proofErr w:type="spellEnd"/>
+              <w:t xml:space="preserve"> ворота/роллета</w:t>
+            </w:r>
             <w:r>
               <w:rPr>
                 <w:szCs w:val="16"/>
@@ -5928,16 +5790,8 @@
               <w:rPr>
                 <w:szCs w:val="16"/>
               </w:rPr>
-              <w:t xml:space="preserve">ёмкости для </w:t>
-            </w:r>
-            <w:proofErr w:type="spellStart"/>
-            <w:r>
-              <w:rPr>
-                <w:szCs w:val="16"/>
-              </w:rPr>
-              <w:t>перетаривания</w:t>
-            </w:r>
-            <w:proofErr w:type="spellEnd"/>
+              <w:t>ёмкости для перетаривания</w:t>
+            </w:r>
           </w:p>
         </w:tc>
         <w:tc>
@@ -6222,21 +6076,7 @@
               <w:rPr>
                 <w:szCs w:val="16"/>
               </w:rPr>
-              <w:t xml:space="preserve">корзины для </w:t>
-            </w:r>
-            <w:proofErr w:type="spellStart"/>
-            <w:r>
-              <w:rPr>
-                <w:szCs w:val="16"/>
-              </w:rPr>
-              <w:t>расстойки</w:t>
-            </w:r>
-            <w:proofErr w:type="spellEnd"/>
-            <w:r>
-              <w:rPr>
-                <w:szCs w:val="16"/>
-              </w:rPr>
-              <w:t xml:space="preserve"> теста</w:t>
+              <w:t>корзины для расстойки теста</w:t>
             </w:r>
           </w:p>
         </w:tc>
@@ -6289,14 +6129,12 @@
                 </w:r>
               </w:sdtContent>
             </w:sdt>
-            <w:proofErr w:type="spellStart"/>
             <w:r>
               <w:rPr>
                 <w:szCs w:val="16"/>
               </w:rPr>
               <w:t>тарталетницы</w:t>
             </w:r>
-            <w:proofErr w:type="spellEnd"/>
           </w:p>
         </w:tc>
         <w:tc>
@@ -6415,19 +6253,11 @@
               </w:rPr>
               <w:t xml:space="preserve"> </w:t>
             </w:r>
-            <w:proofErr w:type="spellStart"/>
-            <w:r>
-              <w:rPr>
-                <w:szCs w:val="16"/>
-              </w:rPr>
-              <w:t>демосистема</w:t>
-            </w:r>
-            <w:proofErr w:type="spellEnd"/>
-            <w:r>
-              <w:rPr>
-                <w:szCs w:val="16"/>
-              </w:rPr>
-              <w:t xml:space="preserve"> (контактная поверхность)</w:t>
+            <w:r>
+              <w:rPr>
+                <w:szCs w:val="16"/>
+              </w:rPr>
+              <w:t>демосистема (контактная поверхность)</w:t>
             </w:r>
           </w:p>
         </w:tc>
@@ -6687,19 +6517,19 @@
                 </w:rPr>
                 <w:id w:val="234128927"/>
                 <w14:checkbox>
-                  <w14:checked w14:val="0"/>
-                  <w14:checkedState w14:val="2612" w14:font="MS Gothic"/>
-                  <w14:uncheckedState w14:val="2610" w14:font="MS Gothic"/>
-                </w14:checkbox>
-              </w:sdtPr>
-              <w:sdtEndPr/>
-              <w:sdtContent>
-                <w:r>
-                  <w:rPr>
-                    <w:rFonts w:ascii="MS Gothic" w:eastAsia="MS Gothic" w:hAnsi="MS Gothic" w:hint="eastAsia"/>
-                    <w:szCs w:val="16"/>
-                  </w:rPr>
-                  <w:t>☐</w:t>
+                  <w14:checked w14:val="1"/>
+                  <w14:checkedState w14:val="2612" w14:font="MS Gothic"/>
+                  <w14:uncheckedState w14:val="2610" w14:font="MS Gothic"/>
+                </w14:checkbox>
+              </w:sdtPr>
+              <w:sdtEndPr/>
+              <w:sdtContent>
+                <w:r>
+                  <w:rPr>
+                    <w:rFonts w:ascii="MS Gothic" w:eastAsia="MS Gothic" w:hAnsi="MS Gothic" w:hint="eastAsia"/>
+                    <w:szCs w:val="16"/>
+                  </w:rPr>
+                  <w:t>☒</w:t>
                 </w:r>
               </w:sdtContent>
             </w:sdt>
@@ -7161,16 +6991,8 @@
               <w:rPr>
                 <w:szCs w:val="16"/>
               </w:rPr>
-              <w:t xml:space="preserve">тележки </w:t>
-            </w:r>
-            <w:proofErr w:type="spellStart"/>
-            <w:r>
-              <w:rPr>
-                <w:szCs w:val="16"/>
-              </w:rPr>
-              <w:t>подкатные</w:t>
-            </w:r>
-            <w:proofErr w:type="spellEnd"/>
+              <w:t>тележки подкатные</w:t>
+            </w:r>
           </w:p>
         </w:tc>
         <w:tc>
@@ -7232,21 +7054,7 @@
               <w:rPr>
                 <w:szCs w:val="16"/>
               </w:rPr>
-              <w:t xml:space="preserve">машина для резки </w:t>
-            </w:r>
-            <w:proofErr w:type="spellStart"/>
-            <w:r>
-              <w:rPr>
-                <w:szCs w:val="16"/>
-              </w:rPr>
-              <w:t>конд</w:t>
-            </w:r>
-            <w:proofErr w:type="spellEnd"/>
-            <w:r>
-              <w:rPr>
-                <w:szCs w:val="16"/>
-              </w:rPr>
-              <w:t>. изделий</w:t>
+              <w:t>машина для резки конд. изделий</w:t>
             </w:r>
           </w:p>
         </w:tc>
@@ -7785,21 +7593,7 @@
               <w:rPr>
                 <w:szCs w:val="16"/>
               </w:rPr>
-              <w:t>изотермические контейнеры (</w:t>
-            </w:r>
-            <w:proofErr w:type="spellStart"/>
-            <w:r>
-              <w:rPr>
-                <w:szCs w:val="16"/>
-              </w:rPr>
-              <w:t>bigbox</w:t>
-            </w:r>
-            <w:proofErr w:type="spellEnd"/>
-            <w:r>
-              <w:rPr>
-                <w:szCs w:val="16"/>
-              </w:rPr>
-              <w:t>)</w:t>
+              <w:t>изотермические контейнеры (bigbox)</w:t>
             </w:r>
           </w:p>
         </w:tc>
@@ -8039,31 +7833,13 @@
                 </w:r>
               </w:sdtContent>
             </w:sdt>
-            <w:proofErr w:type="spellStart"/>
             <w:r>
               <w:rPr>
                 <w:rFonts w:eastAsia="Times New Roman"/>
                 <w:szCs w:val="16"/>
               </w:rPr>
-              <w:t>расстоечные</w:t>
-            </w:r>
-            <w:proofErr w:type="spellEnd"/>
-            <w:r>
-              <w:rPr>
-                <w:rFonts w:eastAsia="Times New Roman"/>
-                <w:szCs w:val="16"/>
-              </w:rPr>
-              <w:t xml:space="preserve"> </w:t>
-            </w:r>
-            <w:proofErr w:type="spellStart"/>
-            <w:r>
-              <w:rPr>
-                <w:rFonts w:eastAsia="Times New Roman"/>
-                <w:szCs w:val="16"/>
-              </w:rPr>
-              <w:t>термочехлы</w:t>
-            </w:r>
-            <w:proofErr w:type="spellEnd"/>
+              <w:t>расстоечные термочехлы</w:t>
+            </w:r>
           </w:p>
         </w:tc>
         <w:tc>
@@ -8115,19 +7891,11 @@
                 </w:r>
               </w:sdtContent>
             </w:sdt>
-            <w:proofErr w:type="spellStart"/>
-            <w:r>
-              <w:rPr>
-                <w:szCs w:val="16"/>
-              </w:rPr>
-              <w:t>минифилы</w:t>
-            </w:r>
-            <w:proofErr w:type="spellEnd"/>
-            <w:r>
-              <w:rPr>
-                <w:szCs w:val="16"/>
-              </w:rPr>
-              <w:t xml:space="preserve"> (дозаторы крема)</w:t>
+            <w:r>
+              <w:rPr>
+                <w:szCs w:val="16"/>
+              </w:rPr>
+              <w:t>минифилы (дозаторы крема)</w:t>
             </w:r>
           </w:p>
         </w:tc>
@@ -8911,21 +8679,7 @@
               <w:rPr>
                 <w:szCs w:val="16"/>
               </w:rPr>
-              <w:t xml:space="preserve"> </w:t>
-            </w:r>
-            <w:proofErr w:type="spellStart"/>
-            <w:r>
-              <w:rPr>
-                <w:szCs w:val="16"/>
-              </w:rPr>
-              <w:t>мопы</w:t>
-            </w:r>
-            <w:proofErr w:type="spellEnd"/>
-            <w:r>
-              <w:rPr>
-                <w:szCs w:val="16"/>
-              </w:rPr>
-              <w:t xml:space="preserve"> </w:t>
+              <w:t xml:space="preserve"> мопы </w:t>
             </w:r>
           </w:p>
         </w:tc>
@@ -9110,19 +8864,11 @@
                 </w:r>
               </w:sdtContent>
             </w:sdt>
-            <w:proofErr w:type="spellStart"/>
-            <w:r>
-              <w:rPr>
-                <w:szCs w:val="16"/>
-              </w:rPr>
-              <w:t>просеиватели</w:t>
-            </w:r>
-            <w:proofErr w:type="spellEnd"/>
-            <w:r>
-              <w:rPr>
-                <w:szCs w:val="16"/>
-              </w:rPr>
-              <w:t xml:space="preserve">: </w:t>
+            <w:r>
+              <w:rPr>
+                <w:szCs w:val="16"/>
+              </w:rPr>
+              <w:t xml:space="preserve">просеиватели: </w:t>
             </w:r>
             <w:sdt>
               <w:sdtPr>
@@ -9505,19 +9251,11 @@
                 </w:r>
               </w:sdtContent>
             </w:sdt>
-            <w:proofErr w:type="spellStart"/>
-            <w:r>
-              <w:rPr>
-                <w:szCs w:val="16"/>
-              </w:rPr>
-              <w:t>солодоварки</w:t>
-            </w:r>
-            <w:proofErr w:type="spellEnd"/>
-            <w:r>
-              <w:rPr>
-                <w:szCs w:val="16"/>
-              </w:rPr>
-              <w:t xml:space="preserve"> </w:t>
+            <w:r>
+              <w:rPr>
+                <w:szCs w:val="16"/>
+              </w:rPr>
+              <w:t xml:space="preserve">солодоварки </w:t>
             </w:r>
           </w:p>
         </w:tc>
@@ -9556,14 +9294,12 @@
                 </w:r>
               </w:sdtContent>
             </w:sdt>
-            <w:proofErr w:type="spellStart"/>
             <w:r>
               <w:rPr>
                 <w:szCs w:val="16"/>
               </w:rPr>
               <w:t>ферментаторы</w:t>
             </w:r>
-            <w:proofErr w:type="spellEnd"/>
           </w:p>
         </w:tc>
         <w:tc>
@@ -10691,19 +10427,11 @@
                 </w:r>
               </w:sdtContent>
             </w:sdt>
-            <w:proofErr w:type="spellStart"/>
-            <w:r>
-              <w:rPr>
-                <w:szCs w:val="16"/>
-              </w:rPr>
-              <w:t>таромоечная</w:t>
-            </w:r>
-            <w:proofErr w:type="spellEnd"/>
-            <w:r>
-              <w:rPr>
-                <w:szCs w:val="16"/>
-              </w:rPr>
-              <w:t xml:space="preserve"> машина</w:t>
+            <w:r>
+              <w:rPr>
+                <w:szCs w:val="16"/>
+              </w:rPr>
+              <w:t>таромоечная машина</w:t>
             </w:r>
           </w:p>
         </w:tc>
@@ -11076,14 +10804,12 @@
                 </w:r>
               </w:sdtContent>
             </w:sdt>
-            <w:proofErr w:type="spellStart"/>
             <w:r>
               <w:rPr>
                 <w:szCs w:val="16"/>
               </w:rPr>
               <w:t>слайсера</w:t>
             </w:r>
-            <w:proofErr w:type="spellEnd"/>
           </w:p>
         </w:tc>
         <w:tc>
@@ -12609,7 +12335,6 @@
               </w:rPr>
               <w:t xml:space="preserve">Дозирующее оборудование </w:t>
             </w:r>
-            <w:proofErr w:type="spellStart"/>
             <w:r>
               <w:rPr>
                 <w:rStyle w:val="ac"/>
@@ -12618,7 +12343,6 @@
               </w:rPr>
               <w:t>Protwin</w:t>
             </w:r>
-            <w:proofErr w:type="spellEnd"/>
           </w:p>
         </w:tc>
         <w:tc>
@@ -13836,16 +13560,8 @@
               <w:rPr>
                 <w:szCs w:val="16"/>
               </w:rPr>
-              <w:t xml:space="preserve"> </w:t>
-            </w:r>
-            <w:proofErr w:type="spellStart"/>
-            <w:r>
-              <w:rPr>
-                <w:szCs w:val="16"/>
-              </w:rPr>
-              <w:t>обувницы</w:t>
-            </w:r>
-            <w:proofErr w:type="spellEnd"/>
+              <w:t xml:space="preserve"> обувницы</w:t>
+            </w:r>
           </w:p>
         </w:tc>
         <w:tc>
@@ -15034,28 +14750,18 @@
         <w:lang w:val="en-US"/>
       </w:rPr>
     </w:pPr>
-    <w:r>
-      <w:fldChar w:fldCharType="begin"/>
-    </w:r>
-    <w:r>
-      <w:instrText xml:space="preserve"> TITLE   \* MERGEFORMAT </w:instrText>
-    </w:r>
-    <w:r>
-      <w:fldChar w:fldCharType="separate"/>
-    </w:r>
-    <w:r>
-      <w:rPr>
-        <w:rStyle w:val="a6"/>
-        <w:lang w:val="en-US"/>
-      </w:rPr>
-      <w:t>Ф-ХХ</w:t>
-    </w:r>
-    <w:r>
-      <w:t>.2024</w:t>
-    </w:r>
-    <w:r>
-      <w:fldChar w:fldCharType="end"/>
-    </w:r>
+    <w:fldSimple w:instr=" TITLE   \* MERGEFORMAT ">
+      <w:r>
+        <w:rPr>
+          <w:rStyle w:val="a6"/>
+          <w:lang w:val="en-US"/>
+        </w:rPr>
+        <w:t>Ф-ХХ</w:t>
+      </w:r>
+      <w:r>
+        <w:t>.2024</w:t>
+      </w:r>
+    </w:fldSimple>
   </w:p>
 </w:hdr>
 </file>
@@ -20573,7 +20279,7 @@
     <w:charset w:val="CC"/>
     <w:family w:val="modern"/>
     <w:pitch w:val="fixed"/>
-    <w:sig w:usb0="E0002AFF" w:usb1="C0007843" w:usb2="00000009" w:usb3="00000000" w:csb0="000001FF" w:csb1="00000000"/>
+    <w:sig w:usb0="E0002EFF" w:usb1="C0007843" w:usb2="00000009" w:usb3="00000000" w:csb0="000001FF" w:csb1="00000000"/>
   </w:font>
   <w:font w:name="Wingdings">
     <w:panose1 w:val="05000000000000000000"/>
@@ -20609,7 +20315,7 @@
     <w:charset w:val="CC"/>
     <w:family w:val="roman"/>
     <w:pitch w:val="variable"/>
-    <w:sig w:usb0="E00002FF" w:usb1="400004FF" w:usb2="00000000" w:usb3="00000000" w:csb0="0000019F" w:csb1="00000000"/>
+    <w:sig w:usb0="E00006FF" w:usb1="420024FF" w:usb2="02000000" w:usb3="00000000" w:csb0="0000019F" w:csb1="00000000"/>
   </w:font>
   <w:font w:name="Calibri">
     <w:panose1 w:val="020F0502020204030204"/>
@@ -20652,6 +20358,7 @@
     <w:rsid w:val="00465EA2"/>
     <w:rsid w:val="004A40BC"/>
     <w:rsid w:val="005D2B6B"/>
+    <w:rsid w:val="006364DB"/>
     <w:rsid w:val="006E0DC2"/>
     <w:rsid w:val="00745DD8"/>
     <w:rsid w:val="007D2596"/>
@@ -21165,18 +20872,6 @@
       <w:szCs w:val="20"/>
     </w:rPr>
   </w:style>
-  <w:style w:type="paragraph" w:customStyle="1" w:styleId="5B3AC5123BD04339B95A32F4E2B6D8FD">
-    <w:name w:val="5B3AC5123BD04339B95A32F4E2B6D8FD"/>
-    <w:rsid w:val="00465EA2"/>
-    <w:pPr>
-      <w:spacing w:after="0" w:line="240" w:lineRule="auto"/>
-    </w:pPr>
-    <w:rPr>
-      <w:rFonts w:ascii="Arial" w:eastAsia="Arial" w:hAnsi="Arial" w:cs="Arial CYR"/>
-      <w:sz w:val="16"/>
-      <w:szCs w:val="20"/>
-    </w:rPr>
-  </w:style>
   <w:style w:type="paragraph" w:customStyle="1" w:styleId="0227A1FFA51349A4A572F623226BF50F1">
     <w:name w:val="0227A1FFA51349A4A572F623226BF50F1"/>
     <w:rsid w:val="00465EA2"/>

--- a/checklists/эталонный1.docx
+++ b/checklists/эталонный1.docx
@@ -57,8 +57,8 @@
         <w:gridCol w:w="57"/>
         <w:gridCol w:w="1770"/>
         <w:gridCol w:w="573"/>
-        <w:gridCol w:w="674"/>
-        <w:gridCol w:w="2017"/>
+        <w:gridCol w:w="1729"/>
+        <w:gridCol w:w="962"/>
         <w:gridCol w:w="568"/>
       </w:tblGrid>
       <w:tr>
@@ -82,7 +82,21 @@
               <w:rPr>
                 <w:szCs w:val="16"/>
               </w:rPr>
-              <w:t>ООО «РиК»</w:t>
+              <w:t>ООО «</w:t>
+            </w:r>
+            <w:proofErr w:type="spellStart"/>
+            <w:r>
+              <w:rPr>
+                <w:szCs w:val="16"/>
+              </w:rPr>
+              <w:t>РиК</w:t>
+            </w:r>
+            <w:proofErr w:type="spellEnd"/>
+            <w:r>
+              <w:rPr>
+                <w:szCs w:val="16"/>
+              </w:rPr>
+              <w:t>»</w:t>
             </w:r>
           </w:p>
         </w:tc>
@@ -156,7 +170,7 @@
         </w:sdt>
         <w:tc>
           <w:tcPr>
-            <w:tcW w:w="4237" w:type="dxa"/>
+            <w:tcW w:w="5292" w:type="dxa"/>
             <w:gridSpan w:val="7"/>
             <w:vAlign w:val="bottom"/>
           </w:tcPr>
@@ -173,11 +187,45 @@
               </w:rPr>
               <w:t>Цветовое кодирование инвентаря:</w:t>
             </w:r>
-          </w:p>
-        </w:tc>
-        <w:tc>
-          <w:tcPr>
-            <w:tcW w:w="2585" w:type="dxa"/>
+            <w:r>
+              <w:rPr>
+                <w:szCs w:val="16"/>
+              </w:rPr>
+              <w:t xml:space="preserve"> </w:t>
+            </w:r>
+            <w:sdt>
+              <w:sdtPr>
+                <w:rPr>
+                  <w:szCs w:val="16"/>
+                </w:rPr>
+                <w:id w:val="1152873142"/>
+                <w:placeholder>
+                  <w:docPart w:val="39738A60214B46C99D7B04C721C56CAD"/>
+                </w:placeholder>
+                <w:dropDownList>
+                  <w:listItem w:value="Выберите элемент."/>
+                  <w:listItem w:displayText="черный" w:value="черный"/>
+                  <w:listItem w:displayText="красный" w:value="красный"/>
+                  <w:listItem w:displayText="желтый" w:value="желтый"/>
+                  <w:listItem w:displayText="зеленый" w:value="зеленый"/>
+                  <w:listItem w:displayText="синий" w:value="синий"/>
+                  <w:listItem w:displayText="голубой" w:value="голубой"/>
+                </w:dropDownList>
+              </w:sdtPr>
+              <w:sdtContent>
+                <w:r>
+                  <w:rPr>
+                    <w:szCs w:val="16"/>
+                  </w:rPr>
+                  <w:t>зеленый</w:t>
+                </w:r>
+              </w:sdtContent>
+            </w:sdt>
+          </w:p>
+        </w:tc>
+        <w:tc>
+          <w:tcPr>
+            <w:tcW w:w="1530" w:type="dxa"/>
             <w:gridSpan w:val="2"/>
             <w:vAlign w:val="bottom"/>
           </w:tcPr>
@@ -257,7 +305,7 @@
         </w:tc>
         <w:tc>
           <w:tcPr>
-            <w:tcW w:w="4237" w:type="dxa"/>
+            <w:tcW w:w="5292" w:type="dxa"/>
             <w:gridSpan w:val="7"/>
           </w:tcPr>
           <w:p>
@@ -271,7 +319,7 @@
         </w:tc>
         <w:tc>
           <w:tcPr>
-            <w:tcW w:w="2585" w:type="dxa"/>
+            <w:tcW w:w="1530" w:type="dxa"/>
             <w:gridSpan w:val="2"/>
           </w:tcPr>
           <w:p>
@@ -600,8 +648,16 @@
               <w:rPr>
                 <w:szCs w:val="16"/>
               </w:rPr>
-              <w:t xml:space="preserve"> термопоты</w:t>
-            </w:r>
+              <w:t xml:space="preserve"> </w:t>
+            </w:r>
+            <w:proofErr w:type="spellStart"/>
+            <w:r>
+              <w:rPr>
+                <w:szCs w:val="16"/>
+              </w:rPr>
+              <w:t>термопоты</w:t>
+            </w:r>
+            <w:proofErr w:type="spellEnd"/>
           </w:p>
         </w:tc>
         <w:tc>
@@ -741,11 +797,19 @@
                 </w:r>
               </w:sdtContent>
             </w:sdt>
-            <w:r>
-              <w:rPr>
-                <w:szCs w:val="16"/>
-              </w:rPr>
-              <w:t xml:space="preserve">индук. </w:t>
+            <w:proofErr w:type="spellStart"/>
+            <w:r>
+              <w:rPr>
+                <w:szCs w:val="16"/>
+              </w:rPr>
+              <w:t>индук</w:t>
+            </w:r>
+            <w:proofErr w:type="spellEnd"/>
+            <w:r>
+              <w:rPr>
+                <w:szCs w:val="16"/>
+              </w:rPr>
+              <w:t xml:space="preserve">. </w:t>
             </w:r>
             <w:sdt>
               <w:sdtPr>
@@ -774,7 +838,21 @@
               <w:rPr>
                 <w:szCs w:val="16"/>
               </w:rPr>
-              <w:t xml:space="preserve"> элек. </w:t>
+              <w:t xml:space="preserve"> </w:t>
+            </w:r>
+            <w:proofErr w:type="spellStart"/>
+            <w:r>
+              <w:rPr>
+                <w:szCs w:val="16"/>
+              </w:rPr>
+              <w:t>элек</w:t>
+            </w:r>
+            <w:proofErr w:type="spellEnd"/>
+            <w:r>
+              <w:rPr>
+                <w:szCs w:val="16"/>
+              </w:rPr>
+              <w:t xml:space="preserve">. </w:t>
             </w:r>
             <w:sdt>
               <w:sdtPr>
@@ -1683,11 +1761,19 @@
                 </w:r>
               </w:sdtContent>
             </w:sdt>
-            <w:r>
-              <w:rPr>
-                <w:szCs w:val="16"/>
-              </w:rPr>
-              <w:t xml:space="preserve">этикетировщики </w:t>
+            <w:proofErr w:type="spellStart"/>
+            <w:r>
+              <w:rPr>
+                <w:szCs w:val="16"/>
+              </w:rPr>
+              <w:t>этикетировщики</w:t>
+            </w:r>
+            <w:proofErr w:type="spellEnd"/>
+            <w:r>
+              <w:rPr>
+                <w:szCs w:val="16"/>
+              </w:rPr>
+              <w:t xml:space="preserve"> </w:t>
             </w:r>
           </w:p>
         </w:tc>
@@ -1889,11 +1975,19 @@
                 </w:r>
               </w:sdtContent>
             </w:sdt>
-            <w:r>
-              <w:rPr>
-                <w:szCs w:val="16"/>
-              </w:rPr>
-              <w:t xml:space="preserve">пароконвектоматы </w:t>
+            <w:proofErr w:type="spellStart"/>
+            <w:r>
+              <w:rPr>
+                <w:szCs w:val="16"/>
+              </w:rPr>
+              <w:t>пароконвектоматы</w:t>
+            </w:r>
+            <w:proofErr w:type="spellEnd"/>
+            <w:r>
+              <w:rPr>
+                <w:szCs w:val="16"/>
+              </w:rPr>
+              <w:t xml:space="preserve"> </w:t>
             </w:r>
           </w:p>
         </w:tc>
@@ -2523,8 +2617,16 @@
               <w:rPr>
                 <w:szCs w:val="16"/>
               </w:rPr>
-              <w:t xml:space="preserve"> мусаты</w:t>
-            </w:r>
+              <w:t xml:space="preserve"> </w:t>
+            </w:r>
+            <w:proofErr w:type="spellStart"/>
+            <w:r>
+              <w:rPr>
+                <w:szCs w:val="16"/>
+              </w:rPr>
+              <w:t>мусаты</w:t>
+            </w:r>
+            <w:proofErr w:type="spellEnd"/>
           </w:p>
         </w:tc>
         <w:tc>
@@ -2626,11 +2728,19 @@
                 </w:r>
               </w:sdtContent>
             </w:sdt>
-            <w:r>
-              <w:rPr>
-                <w:szCs w:val="16"/>
-              </w:rPr>
-              <w:t>расстоечные шкафы</w:t>
+            <w:proofErr w:type="spellStart"/>
+            <w:r>
+              <w:rPr>
+                <w:szCs w:val="16"/>
+              </w:rPr>
+              <w:t>расстоечные</w:t>
+            </w:r>
+            <w:proofErr w:type="spellEnd"/>
+            <w:r>
+              <w:rPr>
+                <w:szCs w:val="16"/>
+              </w:rPr>
+              <w:t xml:space="preserve"> шкафы</w:t>
             </w:r>
           </w:p>
         </w:tc>
@@ -2698,8 +2808,16 @@
               <w:rPr>
                 <w:szCs w:val="16"/>
               </w:rPr>
-              <w:t xml:space="preserve"> клипсаторы</w:t>
-            </w:r>
+              <w:t xml:space="preserve"> </w:t>
+            </w:r>
+            <w:proofErr w:type="spellStart"/>
+            <w:r>
+              <w:rPr>
+                <w:szCs w:val="16"/>
+              </w:rPr>
+              <w:t>клипсаторы</w:t>
+            </w:r>
+            <w:proofErr w:type="spellEnd"/>
           </w:p>
         </w:tc>
         <w:tc>
@@ -2789,6 +2907,7 @@
               </w:rPr>
               <w:t xml:space="preserve">плитка, </w:t>
             </w:r>
+            <w:proofErr w:type="spellStart"/>
             <w:proofErr w:type="gramStart"/>
             <w:r>
               <w:rPr>
@@ -2797,6 +2916,7 @@
               </w:rPr>
               <w:t>метл.лист</w:t>
             </w:r>
+            <w:proofErr w:type="spellEnd"/>
             <w:proofErr w:type="gramEnd"/>
             <w:r>
               <w:rPr>
@@ -3232,12 +3352,14 @@
                 </w:r>
               </w:sdtContent>
             </w:sdt>
+            <w:proofErr w:type="spellStart"/>
             <w:r>
               <w:rPr>
                 <w:szCs w:val="16"/>
               </w:rPr>
               <w:t>гастроёмкости</w:t>
             </w:r>
+            <w:proofErr w:type="spellEnd"/>
           </w:p>
         </w:tc>
         <w:tc>
@@ -4692,11 +4814,19 @@
                 </w:r>
               </w:sdtContent>
             </w:sdt>
-            <w:r>
-              <w:rPr>
-                <w:szCs w:val="16"/>
-              </w:rPr>
-              <w:t>силапеновые коврики</w:t>
+            <w:proofErr w:type="spellStart"/>
+            <w:r>
+              <w:rPr>
+                <w:szCs w:val="16"/>
+              </w:rPr>
+              <w:t>силапеновые</w:t>
+            </w:r>
+            <w:proofErr w:type="spellEnd"/>
+            <w:r>
+              <w:rPr>
+                <w:szCs w:val="16"/>
+              </w:rPr>
+              <w:t xml:space="preserve"> коврики</w:t>
             </w:r>
           </w:p>
         </w:tc>
@@ -4755,11 +4885,19 @@
                 </w:r>
               </w:sdtContent>
             </w:sdt>
-            <w:r>
-              <w:rPr>
-                <w:szCs w:val="16"/>
-              </w:rPr>
-              <w:t xml:space="preserve">бисквиторезки </w:t>
+            <w:proofErr w:type="spellStart"/>
+            <w:r>
+              <w:rPr>
+                <w:szCs w:val="16"/>
+              </w:rPr>
+              <w:t>бисквиторезки</w:t>
+            </w:r>
+            <w:proofErr w:type="spellEnd"/>
+            <w:r>
+              <w:rPr>
+                <w:szCs w:val="16"/>
+              </w:rPr>
+              <w:t xml:space="preserve"> </w:t>
             </w:r>
           </w:p>
         </w:tc>
@@ -5155,8 +5293,16 @@
               <w:rPr>
                 <w:szCs w:val="16"/>
               </w:rPr>
-              <w:t xml:space="preserve"> тестоделители</w:t>
-            </w:r>
+              <w:t xml:space="preserve"> </w:t>
+            </w:r>
+            <w:proofErr w:type="spellStart"/>
+            <w:r>
+              <w:rPr>
+                <w:szCs w:val="16"/>
+              </w:rPr>
+              <w:t>тестоделители</w:t>
+            </w:r>
+            <w:proofErr w:type="spellEnd"/>
           </w:p>
         </w:tc>
         <w:tc>
@@ -5388,11 +5534,19 @@
                 </w:r>
               </w:sdtContent>
             </w:sdt>
-            <w:r>
-              <w:rPr>
-                <w:szCs w:val="16"/>
-              </w:rPr>
-              <w:t xml:space="preserve">дежи </w:t>
+            <w:proofErr w:type="spellStart"/>
+            <w:r>
+              <w:rPr>
+                <w:szCs w:val="16"/>
+              </w:rPr>
+              <w:t>дежи</w:t>
+            </w:r>
+            <w:proofErr w:type="spellEnd"/>
+            <w:r>
+              <w:rPr>
+                <w:szCs w:val="16"/>
+              </w:rPr>
+              <w:t xml:space="preserve"> </w:t>
             </w:r>
           </w:p>
         </w:tc>
@@ -5497,11 +5651,19 @@
                 </w:r>
               </w:sdtContent>
             </w:sdt>
-            <w:r>
-              <w:rPr>
-                <w:szCs w:val="16"/>
-              </w:rPr>
-              <w:t xml:space="preserve">тестоокруглители </w:t>
+            <w:proofErr w:type="spellStart"/>
+            <w:r>
+              <w:rPr>
+                <w:szCs w:val="16"/>
+              </w:rPr>
+              <w:t>тестоокруглители</w:t>
+            </w:r>
+            <w:proofErr w:type="spellEnd"/>
+            <w:r>
+              <w:rPr>
+                <w:szCs w:val="16"/>
+              </w:rPr>
+              <w:t xml:space="preserve"> </w:t>
             </w:r>
           </w:p>
         </w:tc>
@@ -5545,12 +5707,14 @@
                 </w:r>
               </w:sdtContent>
             </w:sdt>
+            <w:proofErr w:type="spellStart"/>
             <w:r>
               <w:rPr>
                 <w:szCs w:val="16"/>
               </w:rPr>
               <w:t>тестораскатки</w:t>
             </w:r>
+            <w:proofErr w:type="spellEnd"/>
           </w:p>
         </w:tc>
         <w:tc>
@@ -5722,8 +5886,16 @@
               <w:rPr>
                 <w:szCs w:val="16"/>
               </w:rPr>
-              <w:t xml:space="preserve"> ворота/роллета</w:t>
-            </w:r>
+              <w:t xml:space="preserve"> ворота/</w:t>
+            </w:r>
+            <w:proofErr w:type="spellStart"/>
+            <w:r>
+              <w:rPr>
+                <w:szCs w:val="16"/>
+              </w:rPr>
+              <w:t>роллета</w:t>
+            </w:r>
+            <w:proofErr w:type="spellEnd"/>
             <w:r>
               <w:rPr>
                 <w:szCs w:val="16"/>
@@ -5790,8 +5962,16 @@
               <w:rPr>
                 <w:szCs w:val="16"/>
               </w:rPr>
-              <w:t>ёмкости для перетаривания</w:t>
-            </w:r>
+              <w:t xml:space="preserve">ёмкости для </w:t>
+            </w:r>
+            <w:proofErr w:type="spellStart"/>
+            <w:r>
+              <w:rPr>
+                <w:szCs w:val="16"/>
+              </w:rPr>
+              <w:t>перетаривания</w:t>
+            </w:r>
+            <w:proofErr w:type="spellEnd"/>
           </w:p>
         </w:tc>
         <w:tc>
@@ -6076,7 +6256,21 @@
               <w:rPr>
                 <w:szCs w:val="16"/>
               </w:rPr>
-              <w:t>корзины для расстойки теста</w:t>
+              <w:t xml:space="preserve">корзины для </w:t>
+            </w:r>
+            <w:proofErr w:type="spellStart"/>
+            <w:r>
+              <w:rPr>
+                <w:szCs w:val="16"/>
+              </w:rPr>
+              <w:t>расстойки</w:t>
+            </w:r>
+            <w:proofErr w:type="spellEnd"/>
+            <w:r>
+              <w:rPr>
+                <w:szCs w:val="16"/>
+              </w:rPr>
+              <w:t xml:space="preserve"> теста</w:t>
             </w:r>
           </w:p>
         </w:tc>
@@ -6129,12 +6323,14 @@
                 </w:r>
               </w:sdtContent>
             </w:sdt>
+            <w:proofErr w:type="spellStart"/>
             <w:r>
               <w:rPr>
                 <w:szCs w:val="16"/>
               </w:rPr>
               <w:t>тарталетницы</w:t>
             </w:r>
+            <w:proofErr w:type="spellEnd"/>
           </w:p>
         </w:tc>
         <w:tc>
@@ -6253,11 +6449,19 @@
               </w:rPr>
               <w:t xml:space="preserve"> </w:t>
             </w:r>
-            <w:r>
-              <w:rPr>
-                <w:szCs w:val="16"/>
-              </w:rPr>
-              <w:t>демосистема (контактная поверхность)</w:t>
+            <w:proofErr w:type="spellStart"/>
+            <w:r>
+              <w:rPr>
+                <w:szCs w:val="16"/>
+              </w:rPr>
+              <w:t>демосистема</w:t>
+            </w:r>
+            <w:proofErr w:type="spellEnd"/>
+            <w:r>
+              <w:rPr>
+                <w:szCs w:val="16"/>
+              </w:rPr>
+              <w:t xml:space="preserve"> (контактная поверхность)</w:t>
             </w:r>
           </w:p>
         </w:tc>
@@ -6991,8 +7195,16 @@
               <w:rPr>
                 <w:szCs w:val="16"/>
               </w:rPr>
-              <w:t>тележки подкатные</w:t>
-            </w:r>
+              <w:t xml:space="preserve">тележки </w:t>
+            </w:r>
+            <w:proofErr w:type="spellStart"/>
+            <w:r>
+              <w:rPr>
+                <w:szCs w:val="16"/>
+              </w:rPr>
+              <w:t>подкатные</w:t>
+            </w:r>
+            <w:proofErr w:type="spellEnd"/>
           </w:p>
         </w:tc>
         <w:tc>
@@ -7054,7 +7266,21 @@
               <w:rPr>
                 <w:szCs w:val="16"/>
               </w:rPr>
-              <w:t>машина для резки конд. изделий</w:t>
+              <w:t xml:space="preserve">машина для резки </w:t>
+            </w:r>
+            <w:proofErr w:type="spellStart"/>
+            <w:r>
+              <w:rPr>
+                <w:szCs w:val="16"/>
+              </w:rPr>
+              <w:t>конд</w:t>
+            </w:r>
+            <w:proofErr w:type="spellEnd"/>
+            <w:r>
+              <w:rPr>
+                <w:szCs w:val="16"/>
+              </w:rPr>
+              <w:t>. изделий</w:t>
             </w:r>
           </w:p>
         </w:tc>
@@ -7593,7 +7819,21 @@
               <w:rPr>
                 <w:szCs w:val="16"/>
               </w:rPr>
-              <w:t>изотермические контейнеры (bigbox)</w:t>
+              <w:t>изотермические контейнеры (</w:t>
+            </w:r>
+            <w:proofErr w:type="spellStart"/>
+            <w:r>
+              <w:rPr>
+                <w:szCs w:val="16"/>
+              </w:rPr>
+              <w:t>bigbox</w:t>
+            </w:r>
+            <w:proofErr w:type="spellEnd"/>
+            <w:r>
+              <w:rPr>
+                <w:szCs w:val="16"/>
+              </w:rPr>
+              <w:t>)</w:t>
             </w:r>
           </w:p>
         </w:tc>
@@ -7833,13 +8073,31 @@
                 </w:r>
               </w:sdtContent>
             </w:sdt>
+            <w:proofErr w:type="spellStart"/>
             <w:r>
               <w:rPr>
                 <w:rFonts w:eastAsia="Times New Roman"/>
                 <w:szCs w:val="16"/>
               </w:rPr>
-              <w:t>расстоечные термочехлы</w:t>
-            </w:r>
+              <w:t>расстоечные</w:t>
+            </w:r>
+            <w:proofErr w:type="spellEnd"/>
+            <w:r>
+              <w:rPr>
+                <w:rFonts w:eastAsia="Times New Roman"/>
+                <w:szCs w:val="16"/>
+              </w:rPr>
+              <w:t xml:space="preserve"> </w:t>
+            </w:r>
+            <w:proofErr w:type="spellStart"/>
+            <w:r>
+              <w:rPr>
+                <w:rFonts w:eastAsia="Times New Roman"/>
+                <w:szCs w:val="16"/>
+              </w:rPr>
+              <w:t>термочехлы</w:t>
+            </w:r>
+            <w:proofErr w:type="spellEnd"/>
           </w:p>
         </w:tc>
         <w:tc>
@@ -7891,11 +8149,19 @@
                 </w:r>
               </w:sdtContent>
             </w:sdt>
-            <w:r>
-              <w:rPr>
-                <w:szCs w:val="16"/>
-              </w:rPr>
-              <w:t>минифилы (дозаторы крема)</w:t>
+            <w:proofErr w:type="spellStart"/>
+            <w:r>
+              <w:rPr>
+                <w:szCs w:val="16"/>
+              </w:rPr>
+              <w:t>минифилы</w:t>
+            </w:r>
+            <w:proofErr w:type="spellEnd"/>
+            <w:r>
+              <w:rPr>
+                <w:szCs w:val="16"/>
+              </w:rPr>
+              <w:t xml:space="preserve"> (дозаторы крема)</w:t>
             </w:r>
           </w:p>
         </w:tc>
@@ -8679,7 +8945,21 @@
               <w:rPr>
                 <w:szCs w:val="16"/>
               </w:rPr>
-              <w:t xml:space="preserve"> мопы </w:t>
+              <w:t xml:space="preserve"> </w:t>
+            </w:r>
+            <w:proofErr w:type="spellStart"/>
+            <w:r>
+              <w:rPr>
+                <w:szCs w:val="16"/>
+              </w:rPr>
+              <w:t>мопы</w:t>
+            </w:r>
+            <w:proofErr w:type="spellEnd"/>
+            <w:r>
+              <w:rPr>
+                <w:szCs w:val="16"/>
+              </w:rPr>
+              <w:t xml:space="preserve"> </w:t>
             </w:r>
           </w:p>
         </w:tc>
@@ -8864,11 +9144,19 @@
                 </w:r>
               </w:sdtContent>
             </w:sdt>
-            <w:r>
-              <w:rPr>
-                <w:szCs w:val="16"/>
-              </w:rPr>
-              <w:t xml:space="preserve">просеиватели: </w:t>
+            <w:proofErr w:type="spellStart"/>
+            <w:r>
+              <w:rPr>
+                <w:szCs w:val="16"/>
+              </w:rPr>
+              <w:t>просеиватели</w:t>
+            </w:r>
+            <w:proofErr w:type="spellEnd"/>
+            <w:r>
+              <w:rPr>
+                <w:szCs w:val="16"/>
+              </w:rPr>
+              <w:t xml:space="preserve">: </w:t>
             </w:r>
             <w:sdt>
               <w:sdtPr>
@@ -9251,11 +9539,19 @@
                 </w:r>
               </w:sdtContent>
             </w:sdt>
-            <w:r>
-              <w:rPr>
-                <w:szCs w:val="16"/>
-              </w:rPr>
-              <w:t xml:space="preserve">солодоварки </w:t>
+            <w:proofErr w:type="spellStart"/>
+            <w:r>
+              <w:rPr>
+                <w:szCs w:val="16"/>
+              </w:rPr>
+              <w:t>солодоварки</w:t>
+            </w:r>
+            <w:proofErr w:type="spellEnd"/>
+            <w:r>
+              <w:rPr>
+                <w:szCs w:val="16"/>
+              </w:rPr>
+              <w:t xml:space="preserve"> </w:t>
             </w:r>
           </w:p>
         </w:tc>
@@ -9294,12 +9590,14 @@
                 </w:r>
               </w:sdtContent>
             </w:sdt>
+            <w:proofErr w:type="spellStart"/>
             <w:r>
               <w:rPr>
                 <w:szCs w:val="16"/>
               </w:rPr>
               <w:t>ферментаторы</w:t>
             </w:r>
+            <w:proofErr w:type="spellEnd"/>
           </w:p>
         </w:tc>
         <w:tc>
@@ -10427,11 +10725,19 @@
                 </w:r>
               </w:sdtContent>
             </w:sdt>
-            <w:r>
-              <w:rPr>
-                <w:szCs w:val="16"/>
-              </w:rPr>
-              <w:t>таромоечная машина</w:t>
+            <w:proofErr w:type="spellStart"/>
+            <w:r>
+              <w:rPr>
+                <w:szCs w:val="16"/>
+              </w:rPr>
+              <w:t>таромоечная</w:t>
+            </w:r>
+            <w:proofErr w:type="spellEnd"/>
+            <w:r>
+              <w:rPr>
+                <w:szCs w:val="16"/>
+              </w:rPr>
+              <w:t xml:space="preserve"> машина</w:t>
             </w:r>
           </w:p>
         </w:tc>
@@ -10804,12 +11110,14 @@
                 </w:r>
               </w:sdtContent>
             </w:sdt>
+            <w:proofErr w:type="spellStart"/>
             <w:r>
               <w:rPr>
                 <w:szCs w:val="16"/>
               </w:rPr>
               <w:t>слайсера</w:t>
             </w:r>
+            <w:proofErr w:type="spellEnd"/>
           </w:p>
         </w:tc>
         <w:tc>
@@ -12335,6 +12643,7 @@
               </w:rPr>
               <w:t xml:space="preserve">Дозирующее оборудование </w:t>
             </w:r>
+            <w:proofErr w:type="spellStart"/>
             <w:r>
               <w:rPr>
                 <w:rStyle w:val="ac"/>
@@ -12343,6 +12652,7 @@
               </w:rPr>
               <w:t>Protwin</w:t>
             </w:r>
+            <w:proofErr w:type="spellEnd"/>
           </w:p>
         </w:tc>
         <w:tc>
@@ -13560,8 +13870,16 @@
               <w:rPr>
                 <w:szCs w:val="16"/>
               </w:rPr>
-              <w:t xml:space="preserve"> обувницы</w:t>
-            </w:r>
+              <w:t xml:space="preserve"> </w:t>
+            </w:r>
+            <w:proofErr w:type="spellStart"/>
+            <w:r>
+              <w:rPr>
+                <w:szCs w:val="16"/>
+              </w:rPr>
+              <w:t>обувницы</w:t>
+            </w:r>
+            <w:proofErr w:type="spellEnd"/>
           </w:p>
         </w:tc>
         <w:tc>
@@ -14750,18 +15068,28 @@
         <w:lang w:val="en-US"/>
       </w:rPr>
     </w:pPr>
-    <w:fldSimple w:instr=" TITLE   \* MERGEFORMAT ">
-      <w:r>
-        <w:rPr>
-          <w:rStyle w:val="a6"/>
-          <w:lang w:val="en-US"/>
-        </w:rPr>
-        <w:t>Ф-ХХ</w:t>
-      </w:r>
-      <w:r>
-        <w:t>.2024</w:t>
-      </w:r>
-    </w:fldSimple>
+    <w:r>
+      <w:fldChar w:fldCharType="begin"/>
+    </w:r>
+    <w:r>
+      <w:instrText xml:space="preserve"> TITLE   \* MERGEFORMAT </w:instrText>
+    </w:r>
+    <w:r>
+      <w:fldChar w:fldCharType="separate"/>
+    </w:r>
+    <w:r>
+      <w:rPr>
+        <w:rStyle w:val="a6"/>
+        <w:lang w:val="en-US"/>
+      </w:rPr>
+      <w:t>Ф-ХХ</w:t>
+    </w:r>
+    <w:r>
+      <w:t>.2024</w:t>
+    </w:r>
+    <w:r>
+      <w:fldChar w:fldCharType="end"/>
+    </w:r>
   </w:p>
 </w:hdr>
 </file>
@@ -20247,6 +20575,35 @@
         </w:p>
       </w:docPartBody>
     </w:docPart>
+    <w:docPart>
+      <w:docPartPr>
+        <w:name w:val="39738A60214B46C99D7B04C721C56CAD"/>
+        <w:category>
+          <w:name w:val="Общие"/>
+          <w:gallery w:val="placeholder"/>
+        </w:category>
+        <w:types>
+          <w:type w:val="bbPlcHdr"/>
+        </w:types>
+        <w:behaviors>
+          <w:behavior w:val="content"/>
+        </w:behaviors>
+        <w:guid w:val="{A0DF2DD4-6776-4F68-A83E-6E17F88FFAD3}"/>
+      </w:docPartPr>
+      <w:docPartBody>
+        <w:p>
+          <w:pPr>
+            <w:pStyle w:val="39738A60214B46C99D7B04C721C56CAD1"/>
+          </w:pPr>
+          <w:r>
+            <w:rPr>
+              <w:rStyle w:val="a3"/>
+            </w:rPr>
+            <w:t>Выберите элемент.</w:t>
+          </w:r>
+        </w:p>
+      </w:docPartBody>
+    </w:docPart>
   </w:docParts>
 </w:glossaryDocument>
 </file>
@@ -20357,7 +20714,9 @@
     <w:rsid w:val="00383E49"/>
     <w:rsid w:val="00465EA2"/>
     <w:rsid w:val="004A40BC"/>
+    <w:rsid w:val="00595D1C"/>
     <w:rsid w:val="005D2B6B"/>
+    <w:rsid w:val="005F70FB"/>
     <w:rsid w:val="006364DB"/>
     <w:rsid w:val="006E0DC2"/>
     <w:rsid w:val="00745DD8"/>
@@ -20829,7 +21188,7 @@
     <w:basedOn w:val="a0"/>
     <w:uiPriority w:val="99"/>
     <w:semiHidden/>
-    <w:rsid w:val="00E6696E"/>
+    <w:rsid w:val="00595D1C"/>
     <w:rPr>
       <w:color w:val="808080"/>
     </w:rPr>
@@ -20899,6 +21258,34 @@
   <w:style w:type="paragraph" w:customStyle="1" w:styleId="5B3AC5123BD04339B95A32F4E2B6D8FD1">
     <w:name w:val="5B3AC5123BD04339B95A32F4E2B6D8FD1"/>
     <w:rsid w:val="00E6696E"/>
+    <w:pPr>
+      <w:spacing w:after="0" w:line="240" w:lineRule="auto"/>
+    </w:pPr>
+    <w:rPr>
+      <w:rFonts w:ascii="Arial" w:eastAsia="Arial" w:hAnsi="Arial" w:cs="Arial CYR"/>
+      <w:sz w:val="16"/>
+      <w:szCs w:val="20"/>
+    </w:rPr>
+  </w:style>
+  <w:style w:type="paragraph" w:customStyle="1" w:styleId="322921741EC34C6AB17B46B46DFE9197">
+    <w:name w:val="322921741EC34C6AB17B46B46DFE9197"/>
+    <w:rsid w:val="00595D1C"/>
+    <w:pPr>
+      <w:spacing w:after="0" w:line="240" w:lineRule="auto"/>
+    </w:pPr>
+    <w:rPr>
+      <w:rFonts w:ascii="Arial" w:eastAsia="Arial" w:hAnsi="Arial" w:cs="Arial CYR"/>
+      <w:sz w:val="16"/>
+      <w:szCs w:val="20"/>
+    </w:rPr>
+  </w:style>
+  <w:style w:type="paragraph" w:customStyle="1" w:styleId="39738A60214B46C99D7B04C721C56CAD">
+    <w:name w:val="39738A60214B46C99D7B04C721C56CAD"/>
+    <w:rsid w:val="00595D1C"/>
+  </w:style>
+  <w:style w:type="paragraph" w:customStyle="1" w:styleId="39738A60214B46C99D7B04C721C56CAD1">
+    <w:name w:val="39738A60214B46C99D7B04C721C56CAD1"/>
+    <w:rsid w:val="00595D1C"/>
     <w:pPr>
       <w:spacing w:after="0" w:line="240" w:lineRule="auto"/>
     </w:pPr>

--- a/checklists/эталонный1.docx
+++ b/checklists/эталонный1.docx
@@ -82,21 +82,7 @@
               <w:rPr>
                 <w:szCs w:val="16"/>
               </w:rPr>
-              <w:t>ООО «</w:t>
-            </w:r>
-            <w:proofErr w:type="spellStart"/>
-            <w:r>
-              <w:rPr>
-                <w:szCs w:val="16"/>
-              </w:rPr>
-              <w:t>РиК</w:t>
-            </w:r>
-            <w:proofErr w:type="spellEnd"/>
-            <w:r>
-              <w:rPr>
-                <w:szCs w:val="16"/>
-              </w:rPr>
-              <w:t>»</w:t>
+              <w:t>ООО «РиК»</w:t>
             </w:r>
           </w:p>
         </w:tc>
@@ -162,7 +148,7 @@
                   <w:rPr>
                     <w:szCs w:val="16"/>
                   </w:rPr>
-                  <w:t>Бытовое</w:t>
+                  <w:t>Производственное</w:t>
                 </w:r>
               </w:p>
             </w:tc>
@@ -614,16 +600,8 @@
               <w:rPr>
                 <w:szCs w:val="16"/>
               </w:rPr>
-              <w:t xml:space="preserve"> </w:t>
-            </w:r>
-            <w:proofErr w:type="spellStart"/>
-            <w:r>
-              <w:rPr>
-                <w:szCs w:val="16"/>
-              </w:rPr>
-              <w:t>термопоты</w:t>
-            </w:r>
-            <w:proofErr w:type="spellEnd"/>
+              <w:t xml:space="preserve"> термопоты</w:t>
+            </w:r>
           </w:p>
         </w:tc>
         <w:tc>
@@ -763,19 +741,11 @@
                 </w:r>
               </w:sdtContent>
             </w:sdt>
-            <w:proofErr w:type="spellStart"/>
-            <w:r>
-              <w:rPr>
-                <w:szCs w:val="16"/>
-              </w:rPr>
-              <w:t>индук</w:t>
-            </w:r>
-            <w:proofErr w:type="spellEnd"/>
-            <w:r>
-              <w:rPr>
-                <w:szCs w:val="16"/>
-              </w:rPr>
-              <w:t xml:space="preserve">. </w:t>
+            <w:r>
+              <w:rPr>
+                <w:szCs w:val="16"/>
+              </w:rPr>
+              <w:t xml:space="preserve">индук. </w:t>
             </w:r>
             <w:sdt>
               <w:sdtPr>
@@ -804,21 +774,7 @@
               <w:rPr>
                 <w:szCs w:val="16"/>
               </w:rPr>
-              <w:t xml:space="preserve"> </w:t>
-            </w:r>
-            <w:proofErr w:type="spellStart"/>
-            <w:r>
-              <w:rPr>
-                <w:szCs w:val="16"/>
-              </w:rPr>
-              <w:t>элек</w:t>
-            </w:r>
-            <w:proofErr w:type="spellEnd"/>
-            <w:r>
-              <w:rPr>
-                <w:szCs w:val="16"/>
-              </w:rPr>
-              <w:t xml:space="preserve">. </w:t>
+              <w:t xml:space="preserve"> элек. </w:t>
             </w:r>
             <w:sdt>
               <w:sdtPr>
@@ -1727,19 +1683,11 @@
                 </w:r>
               </w:sdtContent>
             </w:sdt>
-            <w:proofErr w:type="spellStart"/>
-            <w:r>
-              <w:rPr>
-                <w:szCs w:val="16"/>
-              </w:rPr>
-              <w:t>этикетировщики</w:t>
-            </w:r>
-            <w:proofErr w:type="spellEnd"/>
-            <w:r>
-              <w:rPr>
-                <w:szCs w:val="16"/>
-              </w:rPr>
-              <w:t xml:space="preserve"> </w:t>
+            <w:r>
+              <w:rPr>
+                <w:szCs w:val="16"/>
+              </w:rPr>
+              <w:t xml:space="preserve">этикетировщики </w:t>
             </w:r>
           </w:p>
         </w:tc>
@@ -1941,19 +1889,11 @@
                 </w:r>
               </w:sdtContent>
             </w:sdt>
-            <w:proofErr w:type="spellStart"/>
-            <w:r>
-              <w:rPr>
-                <w:szCs w:val="16"/>
-              </w:rPr>
-              <w:t>пароконвектоматы</w:t>
-            </w:r>
-            <w:proofErr w:type="spellEnd"/>
-            <w:r>
-              <w:rPr>
-                <w:szCs w:val="16"/>
-              </w:rPr>
-              <w:t xml:space="preserve"> </w:t>
+            <w:r>
+              <w:rPr>
+                <w:szCs w:val="16"/>
+              </w:rPr>
+              <w:t xml:space="preserve">пароконвектоматы </w:t>
             </w:r>
           </w:p>
         </w:tc>
@@ -2583,16 +2523,8 @@
               <w:rPr>
                 <w:szCs w:val="16"/>
               </w:rPr>
-              <w:t xml:space="preserve"> </w:t>
-            </w:r>
-            <w:proofErr w:type="spellStart"/>
-            <w:r>
-              <w:rPr>
-                <w:szCs w:val="16"/>
-              </w:rPr>
-              <w:t>мусаты</w:t>
-            </w:r>
-            <w:proofErr w:type="spellEnd"/>
+              <w:t xml:space="preserve"> мусаты</w:t>
+            </w:r>
           </w:p>
         </w:tc>
         <w:tc>
@@ -2694,19 +2626,11 @@
                 </w:r>
               </w:sdtContent>
             </w:sdt>
-            <w:proofErr w:type="spellStart"/>
-            <w:r>
-              <w:rPr>
-                <w:szCs w:val="16"/>
-              </w:rPr>
-              <w:t>расстоечные</w:t>
-            </w:r>
-            <w:proofErr w:type="spellEnd"/>
-            <w:r>
-              <w:rPr>
-                <w:szCs w:val="16"/>
-              </w:rPr>
-              <w:t xml:space="preserve"> шкафы</w:t>
+            <w:r>
+              <w:rPr>
+                <w:szCs w:val="16"/>
+              </w:rPr>
+              <w:t>расстоечные шкафы</w:t>
             </w:r>
           </w:p>
         </w:tc>
@@ -2774,16 +2698,8 @@
               <w:rPr>
                 <w:szCs w:val="16"/>
               </w:rPr>
-              <w:t xml:space="preserve"> </w:t>
-            </w:r>
-            <w:proofErr w:type="spellStart"/>
-            <w:r>
-              <w:rPr>
-                <w:szCs w:val="16"/>
-              </w:rPr>
-              <w:t>клипсаторы</w:t>
-            </w:r>
-            <w:proofErr w:type="spellEnd"/>
+              <w:t xml:space="preserve"> клипсаторы</w:t>
+            </w:r>
           </w:p>
         </w:tc>
         <w:tc>
@@ -2871,23 +2787,7 @@
                 <w:sz w:val="14"/>
                 <w:szCs w:val="14"/>
               </w:rPr>
-              <w:t xml:space="preserve">плитка, </w:t>
-            </w:r>
-            <w:proofErr w:type="spellStart"/>
-            <w:r>
-              <w:rPr>
-                <w:sz w:val="14"/>
-                <w:szCs w:val="14"/>
-              </w:rPr>
-              <w:t>метл.лист</w:t>
-            </w:r>
-            <w:proofErr w:type="spellEnd"/>
-            <w:r>
-              <w:rPr>
-                <w:sz w:val="14"/>
-                <w:szCs w:val="14"/>
-              </w:rPr>
-              <w:t>, сэндвич-панель</w:t>
+              <w:t>плитка, метл.лист, сэндвич-панель</w:t>
             </w:r>
           </w:p>
         </w:tc>
@@ -3316,14 +3216,12 @@
                 </w:r>
               </w:sdtContent>
             </w:sdt>
-            <w:proofErr w:type="spellStart"/>
             <w:r>
               <w:rPr>
                 <w:szCs w:val="16"/>
               </w:rPr>
               <w:t>гастроёмкости</w:t>
             </w:r>
-            <w:proofErr w:type="spellEnd"/>
           </w:p>
         </w:tc>
         <w:tc>
@@ -3677,19 +3575,19 @@
                 </w:rPr>
                 <w:id w:val="-1260366147"/>
                 <w14:checkbox>
-                  <w14:checked w14:val="0"/>
-                  <w14:checkedState w14:val="2612" w14:font="MS Gothic"/>
-                  <w14:uncheckedState w14:val="2610" w14:font="MS Gothic"/>
-                </w14:checkbox>
-              </w:sdtPr>
-              <w:sdtEndPr/>
-              <w:sdtContent>
-                <w:r>
-                  <w:rPr>
-                    <w:rFonts w:ascii="MS Gothic" w:eastAsia="MS Gothic" w:hAnsi="MS Gothic" w:hint="eastAsia"/>
-                    <w:szCs w:val="16"/>
-                  </w:rPr>
-                  <w:t>☐</w:t>
+                  <w14:checked w14:val="1"/>
+                  <w14:checkedState w14:val="2612" w14:font="MS Gothic"/>
+                  <w14:uncheckedState w14:val="2610" w14:font="MS Gothic"/>
+                </w14:checkbox>
+              </w:sdtPr>
+              <w:sdtEndPr/>
+              <w:sdtContent>
+                <w:r>
+                  <w:rPr>
+                    <w:rFonts w:ascii="MS Gothic" w:eastAsia="MS Gothic" w:hAnsi="MS Gothic" w:hint="eastAsia"/>
+                    <w:szCs w:val="16"/>
+                  </w:rPr>
+                  <w:t>☒</w:t>
                 </w:r>
               </w:sdtContent>
             </w:sdt>
@@ -3706,19 +3604,19 @@
                 </w:rPr>
                 <w:id w:val="904880020"/>
                 <w14:checkbox>
-                  <w14:checked w14:val="0"/>
-                  <w14:checkedState w14:val="2612" w14:font="MS Gothic"/>
-                  <w14:uncheckedState w14:val="2610" w14:font="MS Gothic"/>
-                </w14:checkbox>
-              </w:sdtPr>
-              <w:sdtEndPr/>
-              <w:sdtContent>
-                <w:r>
-                  <w:rPr>
-                    <w:rFonts w:ascii="MS Gothic" w:eastAsia="MS Gothic" w:hAnsi="MS Gothic" w:hint="eastAsia"/>
-                    <w:szCs w:val="16"/>
-                  </w:rPr>
-                  <w:t>☐</w:t>
+                  <w14:checked w14:val="1"/>
+                  <w14:checkedState w14:val="2612" w14:font="MS Gothic"/>
+                  <w14:uncheckedState w14:val="2610" w14:font="MS Gothic"/>
+                </w14:checkbox>
+              </w:sdtPr>
+              <w:sdtEndPr/>
+              <w:sdtContent>
+                <w:r>
+                  <w:rPr>
+                    <w:rFonts w:ascii="MS Gothic" w:eastAsia="MS Gothic" w:hAnsi="MS Gothic" w:hint="eastAsia"/>
+                    <w:szCs w:val="16"/>
+                  </w:rPr>
+                  <w:t>☒</w:t>
                 </w:r>
               </w:sdtContent>
             </w:sdt>
@@ -4040,19 +3938,19 @@
                 </w:rPr>
                 <w:id w:val="-641575913"/>
                 <w14:checkbox>
-                  <w14:checked w14:val="0"/>
-                  <w14:checkedState w14:val="2612" w14:font="MS Gothic"/>
-                  <w14:uncheckedState w14:val="2610" w14:font="MS Gothic"/>
-                </w14:checkbox>
-              </w:sdtPr>
-              <w:sdtEndPr/>
-              <w:sdtContent>
-                <w:r>
-                  <w:rPr>
-                    <w:rFonts w:ascii="MS Gothic" w:eastAsia="MS Gothic" w:hAnsi="MS Gothic" w:hint="eastAsia"/>
-                    <w:szCs w:val="16"/>
-                  </w:rPr>
-                  <w:t>☐</w:t>
+                  <w14:checked w14:val="1"/>
+                  <w14:checkedState w14:val="2612" w14:font="MS Gothic"/>
+                  <w14:uncheckedState w14:val="2610" w14:font="MS Gothic"/>
+                </w14:checkbox>
+              </w:sdtPr>
+              <w:sdtEndPr/>
+              <w:sdtContent>
+                <w:r>
+                  <w:rPr>
+                    <w:rFonts w:ascii="MS Gothic" w:eastAsia="MS Gothic" w:hAnsi="MS Gothic" w:hint="eastAsia"/>
+                    <w:szCs w:val="16"/>
+                  </w:rPr>
+                  <w:t>☒</w:t>
                 </w:r>
               </w:sdtContent>
             </w:sdt>
@@ -4069,19 +3967,19 @@
                 </w:rPr>
                 <w:id w:val="-1173409351"/>
                 <w14:checkbox>
-                  <w14:checked w14:val="0"/>
-                  <w14:checkedState w14:val="2612" w14:font="MS Gothic"/>
-                  <w14:uncheckedState w14:val="2610" w14:font="MS Gothic"/>
-                </w14:checkbox>
-              </w:sdtPr>
-              <w:sdtEndPr/>
-              <w:sdtContent>
-                <w:r>
-                  <w:rPr>
-                    <w:rFonts w:ascii="MS Gothic" w:eastAsia="MS Gothic" w:hAnsi="MS Gothic" w:hint="eastAsia"/>
-                    <w:szCs w:val="16"/>
-                  </w:rPr>
-                  <w:t>☐</w:t>
+                  <w14:checked w14:val="1"/>
+                  <w14:checkedState w14:val="2612" w14:font="MS Gothic"/>
+                  <w14:uncheckedState w14:val="2610" w14:font="MS Gothic"/>
+                </w14:checkbox>
+              </w:sdtPr>
+              <w:sdtEndPr/>
+              <w:sdtContent>
+                <w:r>
+                  <w:rPr>
+                    <w:rFonts w:ascii="MS Gothic" w:eastAsia="MS Gothic" w:hAnsi="MS Gothic" w:hint="eastAsia"/>
+                    <w:szCs w:val="16"/>
+                  </w:rPr>
+                  <w:t>☒</w:t>
                 </w:r>
               </w:sdtContent>
             </w:sdt>
@@ -4098,19 +3996,19 @@
                 </w:rPr>
                 <w:id w:val="-805698022"/>
                 <w14:checkbox>
-                  <w14:checked w14:val="0"/>
-                  <w14:checkedState w14:val="2612" w14:font="MS Gothic"/>
-                  <w14:uncheckedState w14:val="2610" w14:font="MS Gothic"/>
-                </w14:checkbox>
-              </w:sdtPr>
-              <w:sdtEndPr/>
-              <w:sdtContent>
-                <w:r>
-                  <w:rPr>
-                    <w:rFonts w:ascii="MS Gothic" w:eastAsia="MS Gothic" w:hAnsi="MS Gothic" w:hint="eastAsia"/>
-                    <w:szCs w:val="16"/>
-                  </w:rPr>
-                  <w:t>☐</w:t>
+                  <w14:checked w14:val="1"/>
+                  <w14:checkedState w14:val="2612" w14:font="MS Gothic"/>
+                  <w14:uncheckedState w14:val="2610" w14:font="MS Gothic"/>
+                </w14:checkbox>
+              </w:sdtPr>
+              <w:sdtEndPr/>
+              <w:sdtContent>
+                <w:r>
+                  <w:rPr>
+                    <w:rFonts w:ascii="MS Gothic" w:eastAsia="MS Gothic" w:hAnsi="MS Gothic" w:hint="eastAsia"/>
+                    <w:szCs w:val="16"/>
+                  </w:rPr>
+                  <w:t>☒</w:t>
                 </w:r>
               </w:sdtContent>
             </w:sdt>
@@ -4778,19 +4676,11 @@
                 </w:r>
               </w:sdtContent>
             </w:sdt>
-            <w:proofErr w:type="spellStart"/>
-            <w:r>
-              <w:rPr>
-                <w:szCs w:val="16"/>
-              </w:rPr>
-              <w:t>силапеновые</w:t>
-            </w:r>
-            <w:proofErr w:type="spellEnd"/>
-            <w:r>
-              <w:rPr>
-                <w:szCs w:val="16"/>
-              </w:rPr>
-              <w:t xml:space="preserve"> коврики</w:t>
+            <w:r>
+              <w:rPr>
+                <w:szCs w:val="16"/>
+              </w:rPr>
+              <w:t>силапеновые коврики</w:t>
             </w:r>
           </w:p>
         </w:tc>
@@ -4849,19 +4739,11 @@
                 </w:r>
               </w:sdtContent>
             </w:sdt>
-            <w:proofErr w:type="spellStart"/>
-            <w:r>
-              <w:rPr>
-                <w:szCs w:val="16"/>
-              </w:rPr>
-              <w:t>бисквиторезки</w:t>
-            </w:r>
-            <w:proofErr w:type="spellEnd"/>
-            <w:r>
-              <w:rPr>
-                <w:szCs w:val="16"/>
-              </w:rPr>
-              <w:t xml:space="preserve"> </w:t>
+            <w:r>
+              <w:rPr>
+                <w:szCs w:val="16"/>
+              </w:rPr>
+              <w:t xml:space="preserve">бисквиторезки </w:t>
             </w:r>
           </w:p>
         </w:tc>
@@ -5193,19 +5075,19 @@
                 </w:rPr>
                 <w:id w:val="-605504951"/>
                 <w14:checkbox>
-                  <w14:checked w14:val="0"/>
-                  <w14:checkedState w14:val="2612" w14:font="MS Gothic"/>
-                  <w14:uncheckedState w14:val="2610" w14:font="MS Gothic"/>
-                </w14:checkbox>
-              </w:sdtPr>
-              <w:sdtEndPr/>
-              <w:sdtContent>
-                <w:r>
-                  <w:rPr>
-                    <w:rFonts w:ascii="MS Gothic" w:eastAsia="MS Gothic" w:hAnsi="MS Gothic" w:hint="eastAsia"/>
-                    <w:szCs w:val="16"/>
-                  </w:rPr>
-                  <w:t>☐</w:t>
+                  <w14:checked w14:val="1"/>
+                  <w14:checkedState w14:val="2612" w14:font="MS Gothic"/>
+                  <w14:uncheckedState w14:val="2610" w14:font="MS Gothic"/>
+                </w14:checkbox>
+              </w:sdtPr>
+              <w:sdtEndPr/>
+              <w:sdtContent>
+                <w:r>
+                  <w:rPr>
+                    <w:rFonts w:ascii="MS Gothic" w:eastAsia="MS Gothic" w:hAnsi="MS Gothic" w:hint="eastAsia"/>
+                    <w:szCs w:val="16"/>
+                  </w:rPr>
+                  <w:t>☒</w:t>
                 </w:r>
               </w:sdtContent>
             </w:sdt>
@@ -5237,36 +5119,28 @@
                 </w:rPr>
                 <w:id w:val="-2094615928"/>
                 <w14:checkbox>
-                  <w14:checked w14:val="0"/>
-                  <w14:checkedState w14:val="2612" w14:font="MS Gothic"/>
-                  <w14:uncheckedState w14:val="2610" w14:font="MS Gothic"/>
-                </w14:checkbox>
-              </w:sdtPr>
-              <w:sdtEndPr/>
-              <w:sdtContent>
-                <w:r>
-                  <w:rPr>
-                    <w:rFonts w:ascii="MS Gothic" w:eastAsia="MS Gothic" w:hAnsi="MS Gothic" w:hint="eastAsia"/>
-                    <w:szCs w:val="16"/>
-                  </w:rPr>
-                  <w:t>☐</w:t>
-                </w:r>
-              </w:sdtContent>
-            </w:sdt>
-            <w:r>
-              <w:rPr>
-                <w:szCs w:val="16"/>
-              </w:rPr>
-              <w:t xml:space="preserve"> </w:t>
-            </w:r>
-            <w:proofErr w:type="spellStart"/>
-            <w:r>
-              <w:rPr>
-                <w:szCs w:val="16"/>
-              </w:rPr>
-              <w:t>тестоделители</w:t>
-            </w:r>
-            <w:proofErr w:type="spellEnd"/>
+                  <w14:checked w14:val="1"/>
+                  <w14:checkedState w14:val="2612" w14:font="MS Gothic"/>
+                  <w14:uncheckedState w14:val="2610" w14:font="MS Gothic"/>
+                </w14:checkbox>
+              </w:sdtPr>
+              <w:sdtEndPr/>
+              <w:sdtContent>
+                <w:r>
+                  <w:rPr>
+                    <w:rFonts w:ascii="MS Gothic" w:eastAsia="MS Gothic" w:hAnsi="MS Gothic" w:hint="eastAsia"/>
+                    <w:szCs w:val="16"/>
+                  </w:rPr>
+                  <w:t>☒</w:t>
+                </w:r>
+              </w:sdtContent>
+            </w:sdt>
+            <w:r>
+              <w:rPr>
+                <w:szCs w:val="16"/>
+              </w:rPr>
+              <w:t xml:space="preserve"> тестоделители</w:t>
+            </w:r>
           </w:p>
         </w:tc>
         <w:tc>
@@ -5498,19 +5372,11 @@
                 </w:r>
               </w:sdtContent>
             </w:sdt>
-            <w:proofErr w:type="spellStart"/>
-            <w:r>
-              <w:rPr>
-                <w:szCs w:val="16"/>
-              </w:rPr>
-              <w:t>дежи</w:t>
-            </w:r>
-            <w:proofErr w:type="spellEnd"/>
-            <w:r>
-              <w:rPr>
-                <w:szCs w:val="16"/>
-              </w:rPr>
-              <w:t xml:space="preserve"> </w:t>
+            <w:r>
+              <w:rPr>
+                <w:szCs w:val="16"/>
+              </w:rPr>
+              <w:t xml:space="preserve">дежи </w:t>
             </w:r>
           </w:p>
         </w:tc>
@@ -5599,35 +5465,27 @@
                 </w:rPr>
                 <w:id w:val="-482389876"/>
                 <w14:checkbox>
-                  <w14:checked w14:val="0"/>
-                  <w14:checkedState w14:val="2612" w14:font="MS Gothic"/>
-                  <w14:uncheckedState w14:val="2610" w14:font="MS Gothic"/>
-                </w14:checkbox>
-              </w:sdtPr>
-              <w:sdtEndPr/>
-              <w:sdtContent>
-                <w:r>
-                  <w:rPr>
-                    <w:rFonts w:ascii="MS Gothic" w:eastAsia="MS Gothic" w:hAnsi="MS Gothic" w:hint="eastAsia"/>
-                    <w:szCs w:val="16"/>
-                  </w:rPr>
-                  <w:t>☐</w:t>
-                </w:r>
-              </w:sdtContent>
-            </w:sdt>
-            <w:proofErr w:type="spellStart"/>
-            <w:r>
-              <w:rPr>
-                <w:szCs w:val="16"/>
-              </w:rPr>
-              <w:t>тестоокруглители</w:t>
-            </w:r>
-            <w:proofErr w:type="spellEnd"/>
-            <w:r>
-              <w:rPr>
-                <w:szCs w:val="16"/>
-              </w:rPr>
-              <w:t xml:space="preserve"> </w:t>
+                  <w14:checked w14:val="1"/>
+                  <w14:checkedState w14:val="2612" w14:font="MS Gothic"/>
+                  <w14:uncheckedState w14:val="2610" w14:font="MS Gothic"/>
+                </w14:checkbox>
+              </w:sdtPr>
+              <w:sdtEndPr/>
+              <w:sdtContent>
+                <w:r>
+                  <w:rPr>
+                    <w:rFonts w:ascii="MS Gothic" w:eastAsia="MS Gothic" w:hAnsi="MS Gothic" w:hint="eastAsia"/>
+                    <w:szCs w:val="16"/>
+                  </w:rPr>
+                  <w:t>☒</w:t>
+                </w:r>
+              </w:sdtContent>
+            </w:sdt>
+            <w:r>
+              <w:rPr>
+                <w:szCs w:val="16"/>
+              </w:rPr>
+              <w:t xml:space="preserve">тестоокруглители </w:t>
             </w:r>
           </w:p>
         </w:tc>
@@ -5655,30 +5513,28 @@
                 </w:rPr>
                 <w:id w:val="1933621021"/>
                 <w14:checkbox>
-                  <w14:checked w14:val="0"/>
-                  <w14:checkedState w14:val="2612" w14:font="MS Gothic"/>
-                  <w14:uncheckedState w14:val="2610" w14:font="MS Gothic"/>
-                </w14:checkbox>
-              </w:sdtPr>
-              <w:sdtEndPr/>
-              <w:sdtContent>
-                <w:r>
-                  <w:rPr>
-                    <w:rFonts w:ascii="MS Gothic" w:eastAsia="MS Gothic" w:hAnsi="MS Gothic" w:hint="eastAsia"/>
-                    <w:szCs w:val="16"/>
-                  </w:rPr>
-                  <w:t>☐</w:t>
-                </w:r>
-              </w:sdtContent>
-            </w:sdt>
-            <w:proofErr w:type="spellStart"/>
+                  <w14:checked w14:val="1"/>
+                  <w14:checkedState w14:val="2612" w14:font="MS Gothic"/>
+                  <w14:uncheckedState w14:val="2610" w14:font="MS Gothic"/>
+                </w14:checkbox>
+              </w:sdtPr>
+              <w:sdtEndPr/>
+              <w:sdtContent>
+                <w:r>
+                  <w:rPr>
+                    <w:rFonts w:ascii="MS Gothic" w:eastAsia="MS Gothic" w:hAnsi="MS Gothic" w:hint="eastAsia"/>
+                    <w:szCs w:val="16"/>
+                  </w:rPr>
+                  <w:t>☒</w:t>
+                </w:r>
+              </w:sdtContent>
+            </w:sdt>
             <w:r>
               <w:rPr>
                 <w:szCs w:val="16"/>
               </w:rPr>
               <w:t>тестораскатки</w:t>
             </w:r>
-            <w:proofErr w:type="spellEnd"/>
           </w:p>
         </w:tc>
         <w:tc>
@@ -5850,16 +5706,8 @@
               <w:rPr>
                 <w:szCs w:val="16"/>
               </w:rPr>
-              <w:t xml:space="preserve"> ворота/</w:t>
-            </w:r>
-            <w:proofErr w:type="spellStart"/>
-            <w:r>
-              <w:rPr>
-                <w:szCs w:val="16"/>
-              </w:rPr>
-              <w:t>роллета</w:t>
-            </w:r>
-            <w:proofErr w:type="spellEnd"/>
+              <w:t xml:space="preserve"> ворота/роллета</w:t>
+            </w:r>
             <w:r>
               <w:rPr>
                 <w:szCs w:val="16"/>
@@ -5926,16 +5774,8 @@
               <w:rPr>
                 <w:szCs w:val="16"/>
               </w:rPr>
-              <w:t xml:space="preserve">ёмкости для </w:t>
-            </w:r>
-            <w:proofErr w:type="spellStart"/>
-            <w:r>
-              <w:rPr>
-                <w:szCs w:val="16"/>
-              </w:rPr>
-              <w:t>перетаривания</w:t>
-            </w:r>
-            <w:proofErr w:type="spellEnd"/>
+              <w:t>ёмкости для перетаривания</w:t>
+            </w:r>
           </w:p>
         </w:tc>
         <w:tc>
@@ -6220,21 +6060,7 @@
               <w:rPr>
                 <w:szCs w:val="16"/>
               </w:rPr>
-              <w:t xml:space="preserve">корзины для </w:t>
-            </w:r>
-            <w:proofErr w:type="spellStart"/>
-            <w:r>
-              <w:rPr>
-                <w:szCs w:val="16"/>
-              </w:rPr>
-              <w:t>расстойки</w:t>
-            </w:r>
-            <w:proofErr w:type="spellEnd"/>
-            <w:r>
-              <w:rPr>
-                <w:szCs w:val="16"/>
-              </w:rPr>
-              <w:t xml:space="preserve"> теста</w:t>
+              <w:t>корзины для расстойки теста</w:t>
             </w:r>
           </w:p>
         </w:tc>
@@ -6287,14 +6113,12 @@
                 </w:r>
               </w:sdtContent>
             </w:sdt>
-            <w:proofErr w:type="spellStart"/>
             <w:r>
               <w:rPr>
                 <w:szCs w:val="16"/>
               </w:rPr>
               <w:t>тарталетницы</w:t>
             </w:r>
-            <w:proofErr w:type="spellEnd"/>
           </w:p>
         </w:tc>
         <w:tc>
@@ -6413,19 +6237,11 @@
               </w:rPr>
               <w:t xml:space="preserve"> </w:t>
             </w:r>
-            <w:proofErr w:type="spellStart"/>
-            <w:r>
-              <w:rPr>
-                <w:szCs w:val="16"/>
-              </w:rPr>
-              <w:t>демосистема</w:t>
-            </w:r>
-            <w:proofErr w:type="spellEnd"/>
-            <w:r>
-              <w:rPr>
-                <w:szCs w:val="16"/>
-              </w:rPr>
-              <w:t xml:space="preserve"> (контактная поверхность)</w:t>
+            <w:r>
+              <w:rPr>
+                <w:szCs w:val="16"/>
+              </w:rPr>
+              <w:t>демосистема (контактная поверхность)</w:t>
             </w:r>
           </w:p>
         </w:tc>
@@ -7159,16 +6975,8 @@
               <w:rPr>
                 <w:szCs w:val="16"/>
               </w:rPr>
-              <w:t xml:space="preserve">тележки </w:t>
-            </w:r>
-            <w:proofErr w:type="spellStart"/>
-            <w:r>
-              <w:rPr>
-                <w:szCs w:val="16"/>
-              </w:rPr>
-              <w:t>подкатные</w:t>
-            </w:r>
-            <w:proofErr w:type="spellEnd"/>
+              <w:t>тележки подкатные</w:t>
+            </w:r>
           </w:p>
         </w:tc>
         <w:tc>
@@ -7230,21 +7038,7 @@
               <w:rPr>
                 <w:szCs w:val="16"/>
               </w:rPr>
-              <w:t xml:space="preserve">машина для резки </w:t>
-            </w:r>
-            <w:proofErr w:type="spellStart"/>
-            <w:r>
-              <w:rPr>
-                <w:szCs w:val="16"/>
-              </w:rPr>
-              <w:t>конд</w:t>
-            </w:r>
-            <w:proofErr w:type="spellEnd"/>
-            <w:r>
-              <w:rPr>
-                <w:szCs w:val="16"/>
-              </w:rPr>
-              <w:t>. изделий</w:t>
+              <w:t>машина для резки конд. изделий</w:t>
             </w:r>
           </w:p>
         </w:tc>
@@ -7783,21 +7577,7 @@
               <w:rPr>
                 <w:szCs w:val="16"/>
               </w:rPr>
-              <w:t>изотермические контейнеры (</w:t>
-            </w:r>
-            <w:proofErr w:type="spellStart"/>
-            <w:r>
-              <w:rPr>
-                <w:szCs w:val="16"/>
-              </w:rPr>
-              <w:t>bigbox</w:t>
-            </w:r>
-            <w:proofErr w:type="spellEnd"/>
-            <w:r>
-              <w:rPr>
-                <w:szCs w:val="16"/>
-              </w:rPr>
-              <w:t>)</w:t>
+              <w:t>изотермические контейнеры (bigbox)</w:t>
             </w:r>
           </w:p>
         </w:tc>
@@ -8037,31 +7817,13 @@
                 </w:r>
               </w:sdtContent>
             </w:sdt>
-            <w:proofErr w:type="spellStart"/>
             <w:r>
               <w:rPr>
                 <w:rFonts w:eastAsia="Times New Roman"/>
                 <w:szCs w:val="16"/>
               </w:rPr>
-              <w:t>расстоечные</w:t>
-            </w:r>
-            <w:proofErr w:type="spellEnd"/>
-            <w:r>
-              <w:rPr>
-                <w:rFonts w:eastAsia="Times New Roman"/>
-                <w:szCs w:val="16"/>
-              </w:rPr>
-              <w:t xml:space="preserve"> </w:t>
-            </w:r>
-            <w:proofErr w:type="spellStart"/>
-            <w:r>
-              <w:rPr>
-                <w:rFonts w:eastAsia="Times New Roman"/>
-                <w:szCs w:val="16"/>
-              </w:rPr>
-              <w:t>термочехлы</w:t>
-            </w:r>
-            <w:proofErr w:type="spellEnd"/>
+              <w:t>расстоечные термочехлы</w:t>
+            </w:r>
           </w:p>
         </w:tc>
         <w:tc>
@@ -8113,19 +7875,11 @@
                 </w:r>
               </w:sdtContent>
             </w:sdt>
-            <w:proofErr w:type="spellStart"/>
-            <w:r>
-              <w:rPr>
-                <w:szCs w:val="16"/>
-              </w:rPr>
-              <w:t>минифилы</w:t>
-            </w:r>
-            <w:proofErr w:type="spellEnd"/>
-            <w:r>
-              <w:rPr>
-                <w:szCs w:val="16"/>
-              </w:rPr>
-              <w:t xml:space="preserve"> (дозаторы крема)</w:t>
+            <w:r>
+              <w:rPr>
+                <w:szCs w:val="16"/>
+              </w:rPr>
+              <w:t>минифилы (дозаторы крема)</w:t>
             </w:r>
           </w:p>
         </w:tc>
@@ -8909,21 +8663,7 @@
               <w:rPr>
                 <w:szCs w:val="16"/>
               </w:rPr>
-              <w:t xml:space="preserve"> </w:t>
-            </w:r>
-            <w:proofErr w:type="spellStart"/>
-            <w:r>
-              <w:rPr>
-                <w:szCs w:val="16"/>
-              </w:rPr>
-              <w:t>мопы</w:t>
-            </w:r>
-            <w:proofErr w:type="spellEnd"/>
-            <w:r>
-              <w:rPr>
-                <w:szCs w:val="16"/>
-              </w:rPr>
-              <w:t xml:space="preserve"> </w:t>
+              <w:t xml:space="preserve"> мопы </w:t>
             </w:r>
           </w:p>
         </w:tc>
@@ -9092,35 +8832,27 @@
                 </w:rPr>
                 <w:id w:val="-2053756760"/>
                 <w14:checkbox>
-                  <w14:checked w14:val="0"/>
-                  <w14:checkedState w14:val="2612" w14:font="MS Gothic"/>
-                  <w14:uncheckedState w14:val="2610" w14:font="MS Gothic"/>
-                </w14:checkbox>
-              </w:sdtPr>
-              <w:sdtEndPr/>
-              <w:sdtContent>
-                <w:r>
-                  <w:rPr>
-                    <w:rFonts w:ascii="MS Gothic" w:eastAsia="MS Gothic" w:hAnsi="MS Gothic" w:hint="eastAsia"/>
-                    <w:szCs w:val="16"/>
-                  </w:rPr>
-                  <w:t>☐</w:t>
-                </w:r>
-              </w:sdtContent>
-            </w:sdt>
-            <w:proofErr w:type="spellStart"/>
-            <w:r>
-              <w:rPr>
-                <w:szCs w:val="16"/>
-              </w:rPr>
-              <w:t>просеиватели</w:t>
-            </w:r>
-            <w:proofErr w:type="spellEnd"/>
-            <w:r>
-              <w:rPr>
-                <w:szCs w:val="16"/>
-              </w:rPr>
-              <w:t xml:space="preserve">: </w:t>
+                  <w14:checked w14:val="1"/>
+                  <w14:checkedState w14:val="2612" w14:font="MS Gothic"/>
+                  <w14:uncheckedState w14:val="2610" w14:font="MS Gothic"/>
+                </w14:checkbox>
+              </w:sdtPr>
+              <w:sdtEndPr/>
+              <w:sdtContent>
+                <w:r>
+                  <w:rPr>
+                    <w:rFonts w:ascii="MS Gothic" w:eastAsia="MS Gothic" w:hAnsi="MS Gothic" w:hint="eastAsia"/>
+                    <w:szCs w:val="16"/>
+                  </w:rPr>
+                  <w:t>☒</w:t>
+                </w:r>
+              </w:sdtContent>
+            </w:sdt>
+            <w:r>
+              <w:rPr>
+                <w:szCs w:val="16"/>
+              </w:rPr>
+              <w:t xml:space="preserve">просеиватели: </w:t>
             </w:r>
             <w:sdt>
               <w:sdtPr>
@@ -9129,19 +8861,19 @@
                 </w:rPr>
                 <w:id w:val="-143354586"/>
                 <w14:checkbox>
-                  <w14:checked w14:val="0"/>
-                  <w14:checkedState w14:val="2612" w14:font="MS Gothic"/>
-                  <w14:uncheckedState w14:val="2610" w14:font="MS Gothic"/>
-                </w14:checkbox>
-              </w:sdtPr>
-              <w:sdtEndPr/>
-              <w:sdtContent>
-                <w:r>
-                  <w:rPr>
-                    <w:rFonts w:ascii="MS Gothic" w:eastAsia="MS Gothic" w:hAnsi="MS Gothic" w:hint="eastAsia"/>
-                    <w:szCs w:val="16"/>
-                  </w:rPr>
-                  <w:t>☐</w:t>
+                  <w14:checked w14:val="1"/>
+                  <w14:checkedState w14:val="2612" w14:font="MS Gothic"/>
+                  <w14:uncheckedState w14:val="2610" w14:font="MS Gothic"/>
+                </w14:checkbox>
+              </w:sdtPr>
+              <w:sdtEndPr/>
+              <w:sdtContent>
+                <w:r>
+                  <w:rPr>
+                    <w:rFonts w:ascii="MS Gothic" w:eastAsia="MS Gothic" w:hAnsi="MS Gothic" w:hint="eastAsia"/>
+                    <w:szCs w:val="16"/>
+                  </w:rPr>
+                  <w:t>☒</w:t>
                 </w:r>
               </w:sdtContent>
             </w:sdt>
@@ -9158,19 +8890,19 @@
                 </w:rPr>
                 <w:id w:val="613639230"/>
                 <w14:checkbox>
-                  <w14:checked w14:val="0"/>
-                  <w14:checkedState w14:val="2612" w14:font="MS Gothic"/>
-                  <w14:uncheckedState w14:val="2610" w14:font="MS Gothic"/>
-                </w14:checkbox>
-              </w:sdtPr>
-              <w:sdtEndPr/>
-              <w:sdtContent>
-                <w:r>
-                  <w:rPr>
-                    <w:rFonts w:ascii="MS Gothic" w:eastAsia="MS Gothic" w:hAnsi="MS Gothic" w:hint="eastAsia"/>
-                    <w:szCs w:val="16"/>
-                  </w:rPr>
-                  <w:t>☐</w:t>
+                  <w14:checked w14:val="1"/>
+                  <w14:checkedState w14:val="2612" w14:font="MS Gothic"/>
+                  <w14:uncheckedState w14:val="2610" w14:font="MS Gothic"/>
+                </w14:checkbox>
+              </w:sdtPr>
+              <w:sdtEndPr/>
+              <w:sdtContent>
+                <w:r>
+                  <w:rPr>
+                    <w:rFonts w:ascii="MS Gothic" w:eastAsia="MS Gothic" w:hAnsi="MS Gothic" w:hint="eastAsia"/>
+                    <w:szCs w:val="16"/>
+                  </w:rPr>
+                  <w:t>☒</w:t>
                 </w:r>
               </w:sdtContent>
             </w:sdt>
@@ -9503,19 +9235,11 @@
                 </w:r>
               </w:sdtContent>
             </w:sdt>
-            <w:proofErr w:type="spellStart"/>
-            <w:r>
-              <w:rPr>
-                <w:szCs w:val="16"/>
-              </w:rPr>
-              <w:t>солодоварки</w:t>
-            </w:r>
-            <w:proofErr w:type="spellEnd"/>
-            <w:r>
-              <w:rPr>
-                <w:szCs w:val="16"/>
-              </w:rPr>
-              <w:t xml:space="preserve"> </w:t>
+            <w:r>
+              <w:rPr>
+                <w:szCs w:val="16"/>
+              </w:rPr>
+              <w:t xml:space="preserve">солодоварки </w:t>
             </w:r>
           </w:p>
         </w:tc>
@@ -9554,14 +9278,12 @@
                 </w:r>
               </w:sdtContent>
             </w:sdt>
-            <w:proofErr w:type="spellStart"/>
             <w:r>
               <w:rPr>
                 <w:szCs w:val="16"/>
               </w:rPr>
               <w:t>ферментаторы</w:t>
             </w:r>
-            <w:proofErr w:type="spellEnd"/>
           </w:p>
         </w:tc>
         <w:tc>
@@ -10689,19 +10411,11 @@
                 </w:r>
               </w:sdtContent>
             </w:sdt>
-            <w:proofErr w:type="spellStart"/>
-            <w:r>
-              <w:rPr>
-                <w:szCs w:val="16"/>
-              </w:rPr>
-              <w:t>таромоечная</w:t>
-            </w:r>
-            <w:proofErr w:type="spellEnd"/>
-            <w:r>
-              <w:rPr>
-                <w:szCs w:val="16"/>
-              </w:rPr>
-              <w:t xml:space="preserve"> машина</w:t>
+            <w:r>
+              <w:rPr>
+                <w:szCs w:val="16"/>
+              </w:rPr>
+              <w:t>таромоечная машина</w:t>
             </w:r>
           </w:p>
         </w:tc>
@@ -11074,14 +10788,12 @@
                 </w:r>
               </w:sdtContent>
             </w:sdt>
-            <w:proofErr w:type="spellStart"/>
             <w:r>
               <w:rPr>
                 <w:szCs w:val="16"/>
               </w:rPr>
               <w:t>слайсера</w:t>
             </w:r>
-            <w:proofErr w:type="spellEnd"/>
           </w:p>
         </w:tc>
         <w:tc>
@@ -12607,7 +12319,6 @@
               </w:rPr>
               <w:t xml:space="preserve">Дозирующее оборудование </w:t>
             </w:r>
-            <w:proofErr w:type="spellStart"/>
             <w:r>
               <w:rPr>
                 <w:rStyle w:val="ac"/>
@@ -12616,7 +12327,6 @@
               </w:rPr>
               <w:t>Protwin</w:t>
             </w:r>
-            <w:proofErr w:type="spellEnd"/>
           </w:p>
         </w:tc>
         <w:tc>
@@ -14033,19 +13743,8 @@
                 <w:color w:val="FF0000"/>
                 <w:szCs w:val="16"/>
               </w:rPr>
-              <w:t xml:space="preserve">МС З, Ок, </w:t>
-            </w:r>
-            <w:proofErr w:type="spellStart"/>
-            <w:r>
-              <w:rPr>
-                <w:b/>
-                <w:bCs/>
-                <w:color w:val="FF0000"/>
-                <w:szCs w:val="16"/>
-              </w:rPr>
-              <w:t>Монит</w:t>
-            </w:r>
-            <w:proofErr w:type="spellEnd"/>
+              <w:t>МС З, Ок, Монит</w:t>
+            </w:r>
           </w:p>
         </w:tc>
         <w:tc>
@@ -14176,16 +13875,8 @@
               <w:rPr>
                 <w:szCs w:val="16"/>
               </w:rPr>
-              <w:t xml:space="preserve"> </w:t>
-            </w:r>
-            <w:proofErr w:type="spellStart"/>
-            <w:r>
-              <w:rPr>
-                <w:szCs w:val="16"/>
-              </w:rPr>
-              <w:t>обувницы</w:t>
-            </w:r>
-            <w:proofErr w:type="spellEnd"/>
+              <w:t xml:space="preserve"> обувницы</w:t>
+            </w:r>
           </w:p>
         </w:tc>
         <w:tc>
@@ -21235,8 +20926,10 @@
   <w:rsids>
     <w:rsidRoot w:val="003333B4"/>
     <w:rsid w:val="00042AED"/>
+    <w:rsid w:val="000E4199"/>
     <w:rsid w:val="0023142E"/>
     <w:rsid w:val="00253E06"/>
+    <w:rsid w:val="00315D5F"/>
     <w:rsid w:val="003333B4"/>
     <w:rsid w:val="00383E49"/>
     <w:rsid w:val="00465EA2"/>
